--- a/DVM_Discovery_-_Users_Guide.docx
+++ b/DVM_Discovery_-_Users_Guide.docx
@@ -343,7 +343,7 @@
             <w:pStyle w:val="TOC1"/>
             <w:tabs>
               <w:tab w:val="left" w:pos="560"/>
-              <w:tab w:val="right" w:leader="dot" w:pos="9350"/>
+              <w:tab w:val="right" w:leader="dot" w:pos="9620"/>
             </w:tabs>
             <w:rPr>
               <w:rFonts w:asciiTheme="minorHAnsi" w:eastAsiaTheme="minorEastAsia" w:hAnsiTheme="minorHAnsi" w:cstheme="minorBidi"/>
@@ -359,7 +359,7 @@
           <w:r>
             <w:fldChar w:fldCharType="separate"/>
           </w:r>
-          <w:hyperlink w:anchor="_Toc225956323" w:history="1">
+          <w:hyperlink w:anchor="_Toc226453577" w:history="1">
             <w:r>
               <w:rPr>
                 <w:rStyle w:val="Hyperlink"/>
@@ -401,7 +401,7 @@
                 <w:noProof/>
                 <w:webHidden/>
               </w:rPr>
-              <w:instrText xml:space="preserve"> PAGEREF _Toc225956323 \h </w:instrText>
+              <w:instrText xml:space="preserve"> PAGEREF _Toc226453577 \h </w:instrText>
             </w:r>
             <w:r>
               <w:rPr>
@@ -437,14 +437,14 @@
             <w:pStyle w:val="TOC1"/>
             <w:tabs>
               <w:tab w:val="left" w:pos="560"/>
-              <w:tab w:val="right" w:leader="dot" w:pos="9350"/>
+              <w:tab w:val="right" w:leader="dot" w:pos="9620"/>
             </w:tabs>
             <w:rPr>
               <w:rFonts w:asciiTheme="minorHAnsi" w:eastAsiaTheme="minorEastAsia" w:hAnsiTheme="minorHAnsi" w:cstheme="minorBidi"/>
               <w:noProof/>
             </w:rPr>
           </w:pPr>
-          <w:hyperlink w:anchor="_Toc225956324" w:history="1">
+          <w:hyperlink w:anchor="_Toc226453578" w:history="1">
             <w:r>
               <w:rPr>
                 <w:rStyle w:val="Hyperlink"/>
@@ -486,7 +486,7 @@
                 <w:noProof/>
                 <w:webHidden/>
               </w:rPr>
-              <w:instrText xml:space="preserve"> PAGEREF _Toc225956324 \h </w:instrText>
+              <w:instrText xml:space="preserve"> PAGEREF _Toc226453578 \h </w:instrText>
             </w:r>
             <w:r>
               <w:rPr>
@@ -522,14 +522,14 @@
             <w:pStyle w:val="TOC1"/>
             <w:tabs>
               <w:tab w:val="left" w:pos="560"/>
-              <w:tab w:val="right" w:leader="dot" w:pos="9350"/>
+              <w:tab w:val="right" w:leader="dot" w:pos="9620"/>
             </w:tabs>
             <w:rPr>
               <w:rFonts w:asciiTheme="minorHAnsi" w:eastAsiaTheme="minorEastAsia" w:hAnsiTheme="minorHAnsi" w:cstheme="minorBidi"/>
               <w:noProof/>
             </w:rPr>
           </w:pPr>
-          <w:hyperlink w:anchor="_Toc225956325" w:history="1">
+          <w:hyperlink w:anchor="_Toc226453579" w:history="1">
             <w:r>
               <w:rPr>
                 <w:rStyle w:val="Hyperlink"/>
@@ -571,7 +571,7 @@
                 <w:noProof/>
                 <w:webHidden/>
               </w:rPr>
-              <w:instrText xml:space="preserve"> PAGEREF _Toc225956325 \h </w:instrText>
+              <w:instrText xml:space="preserve"> PAGEREF _Toc226453579 \h </w:instrText>
             </w:r>
             <w:r>
               <w:rPr>
@@ -607,14 +607,14 @@
             <w:pStyle w:val="TOC1"/>
             <w:tabs>
               <w:tab w:val="left" w:pos="560"/>
-              <w:tab w:val="right" w:leader="dot" w:pos="9350"/>
+              <w:tab w:val="right" w:leader="dot" w:pos="9620"/>
             </w:tabs>
             <w:rPr>
               <w:rFonts w:asciiTheme="minorHAnsi" w:eastAsiaTheme="minorEastAsia" w:hAnsiTheme="minorHAnsi" w:cstheme="minorBidi"/>
               <w:noProof/>
             </w:rPr>
           </w:pPr>
-          <w:hyperlink w:anchor="_Toc225956326" w:history="1">
+          <w:hyperlink w:anchor="_Toc226453580" w:history="1">
             <w:r>
               <w:rPr>
                 <w:rStyle w:val="Hyperlink"/>
@@ -635,7 +635,7 @@
                 <w:rStyle w:val="Hyperlink"/>
                 <w:noProof/>
               </w:rPr>
-              <w:t>Schematic</w:t>
+              <w:t>Simplified Signal Flow</w:t>
             </w:r>
             <w:r>
               <w:rPr>
@@ -656,7 +656,7 @@
                 <w:noProof/>
                 <w:webHidden/>
               </w:rPr>
-              <w:instrText xml:space="preserve"> PAGEREF _Toc225956326 \h </w:instrText>
+              <w:instrText xml:space="preserve"> PAGEREF _Toc226453580 \h </w:instrText>
             </w:r>
             <w:r>
               <w:rPr>
@@ -676,7 +676,7 @@
                 <w:noProof/>
                 <w:webHidden/>
               </w:rPr>
-              <w:t>4</w:t>
+              <w:t>3</w:t>
             </w:r>
             <w:r>
               <w:rPr>
@@ -692,14 +692,14 @@
             <w:pStyle w:val="TOC1"/>
             <w:tabs>
               <w:tab w:val="left" w:pos="560"/>
-              <w:tab w:val="right" w:leader="dot" w:pos="9350"/>
+              <w:tab w:val="right" w:leader="dot" w:pos="9620"/>
             </w:tabs>
             <w:rPr>
               <w:rFonts w:asciiTheme="minorHAnsi" w:eastAsiaTheme="minorEastAsia" w:hAnsiTheme="minorHAnsi" w:cstheme="minorBidi"/>
               <w:noProof/>
             </w:rPr>
           </w:pPr>
-          <w:hyperlink w:anchor="_Toc225956327" w:history="1">
+          <w:hyperlink w:anchor="_Toc226453581" w:history="1">
             <w:r>
               <w:rPr>
                 <w:rStyle w:val="Hyperlink"/>
@@ -720,7 +720,7 @@
                 <w:rStyle w:val="Hyperlink"/>
                 <w:noProof/>
               </w:rPr>
-              <w:t>Voltage Range Setup</w:t>
+              <w:t>Gain Stages vs Ranges</w:t>
             </w:r>
             <w:r>
               <w:rPr>
@@ -741,7 +741,7 @@
                 <w:noProof/>
                 <w:webHidden/>
               </w:rPr>
-              <w:instrText xml:space="preserve"> PAGEREF _Toc225956327 \h </w:instrText>
+              <w:instrText xml:space="preserve"> PAGEREF _Toc226453581 \h </w:instrText>
             </w:r>
             <w:r>
               <w:rPr>
@@ -761,7 +761,7 @@
                 <w:noProof/>
                 <w:webHidden/>
               </w:rPr>
-              <w:t>10</w:t>
+              <w:t>4</w:t>
             </w:r>
             <w:r>
               <w:rPr>
@@ -777,14 +777,14 @@
             <w:pStyle w:val="TOC1"/>
             <w:tabs>
               <w:tab w:val="left" w:pos="560"/>
-              <w:tab w:val="right" w:leader="dot" w:pos="9350"/>
+              <w:tab w:val="right" w:leader="dot" w:pos="9620"/>
             </w:tabs>
             <w:rPr>
               <w:rFonts w:asciiTheme="minorHAnsi" w:eastAsiaTheme="minorEastAsia" w:hAnsiTheme="minorHAnsi" w:cstheme="minorBidi"/>
               <w:noProof/>
             </w:rPr>
           </w:pPr>
-          <w:hyperlink w:anchor="_Toc225956328" w:history="1">
+          <w:hyperlink w:anchor="_Toc226453582" w:history="1">
             <w:r>
               <w:rPr>
                 <w:rStyle w:val="Hyperlink"/>
@@ -805,7 +805,21 @@
                 <w:rStyle w:val="Hyperlink"/>
                 <w:noProof/>
               </w:rPr>
-              <w:t>DVM Basic - 2 Ranges, Unipolar Input</w:t>
+              <w:t>Schemat</w:t>
+            </w:r>
+            <w:r>
+              <w:rPr>
+                <w:rStyle w:val="Hyperlink"/>
+                <w:noProof/>
+              </w:rPr>
+              <w:t>i</w:t>
+            </w:r>
+            <w:r>
+              <w:rPr>
+                <w:rStyle w:val="Hyperlink"/>
+                <w:noProof/>
+              </w:rPr>
+              <w:t>c</w:t>
             </w:r>
             <w:r>
               <w:rPr>
@@ -826,7 +840,7 @@
                 <w:noProof/>
                 <w:webHidden/>
               </w:rPr>
-              <w:instrText xml:space="preserve"> PAGEREF _Toc225956328 \h </w:instrText>
+              <w:instrText xml:space="preserve"> PAGEREF _Toc226453582 \h </w:instrText>
             </w:r>
             <w:r>
               <w:rPr>
@@ -846,7 +860,7 @@
                 <w:noProof/>
                 <w:webHidden/>
               </w:rPr>
-              <w:t>11</w:t>
+              <w:t>5</w:t>
             </w:r>
             <w:r>
               <w:rPr>
@@ -862,14 +876,14 @@
             <w:pStyle w:val="TOC1"/>
             <w:tabs>
               <w:tab w:val="left" w:pos="560"/>
-              <w:tab w:val="right" w:leader="dot" w:pos="9350"/>
+              <w:tab w:val="right" w:leader="dot" w:pos="9620"/>
             </w:tabs>
             <w:rPr>
               <w:rFonts w:asciiTheme="minorHAnsi" w:eastAsiaTheme="minorEastAsia" w:hAnsiTheme="minorHAnsi" w:cstheme="minorBidi"/>
               <w:noProof/>
             </w:rPr>
           </w:pPr>
-          <w:hyperlink w:anchor="_Toc225956329" w:history="1">
+          <w:hyperlink w:anchor="_Toc226453583" w:history="1">
             <w:r>
               <w:rPr>
                 <w:rStyle w:val="Hyperlink"/>
@@ -890,7 +904,7 @@
                 <w:rStyle w:val="Hyperlink"/>
                 <w:noProof/>
               </w:rPr>
-              <w:t>DVM Advanced - 3 Ranges, Bipolar Input</w:t>
+              <w:t>Voltage Range Setup</w:t>
             </w:r>
             <w:r>
               <w:rPr>
@@ -911,7 +925,7 @@
                 <w:noProof/>
                 <w:webHidden/>
               </w:rPr>
-              <w:instrText xml:space="preserve"> PAGEREF _Toc225956329 \h </w:instrText>
+              <w:instrText xml:space="preserve"> PAGEREF _Toc226453583 \h </w:instrText>
             </w:r>
             <w:r>
               <w:rPr>
@@ -931,7 +945,7 @@
                 <w:noProof/>
                 <w:webHidden/>
               </w:rPr>
-              <w:t>13</w:t>
+              <w:t>11</w:t>
             </w:r>
             <w:r>
               <w:rPr>
@@ -947,14 +961,14 @@
             <w:pStyle w:val="TOC1"/>
             <w:tabs>
               <w:tab w:val="left" w:pos="560"/>
-              <w:tab w:val="right" w:leader="dot" w:pos="9350"/>
+              <w:tab w:val="right" w:leader="dot" w:pos="9620"/>
             </w:tabs>
             <w:rPr>
               <w:rFonts w:asciiTheme="minorHAnsi" w:eastAsiaTheme="minorEastAsia" w:hAnsiTheme="minorHAnsi" w:cstheme="minorBidi"/>
               <w:noProof/>
             </w:rPr>
           </w:pPr>
-          <w:hyperlink w:anchor="_Toc225956330" w:history="1">
+          <w:hyperlink w:anchor="_Toc226453584" w:history="1">
             <w:r>
               <w:rPr>
                 <w:rStyle w:val="Hyperlink"/>
@@ -975,7 +989,7 @@
                 <w:rStyle w:val="Hyperlink"/>
                 <w:noProof/>
               </w:rPr>
-              <w:t>Make it!</w:t>
+              <w:t>DVM Basic - 2 Ranges, Unipolar Input</w:t>
             </w:r>
             <w:r>
               <w:rPr>
@@ -996,7 +1010,7 @@
                 <w:noProof/>
                 <w:webHidden/>
               </w:rPr>
-              <w:instrText xml:space="preserve"> PAGEREF _Toc225956330 \h </w:instrText>
+              <w:instrText xml:space="preserve"> PAGEREF _Toc226453584 \h </w:instrText>
             </w:r>
             <w:r>
               <w:rPr>
@@ -1016,7 +1030,7 @@
                 <w:noProof/>
                 <w:webHidden/>
               </w:rPr>
-              <w:t>15</w:t>
+              <w:t>12</w:t>
             </w:r>
             <w:r>
               <w:rPr>
@@ -1032,14 +1046,14 @@
             <w:pStyle w:val="TOC1"/>
             <w:tabs>
               <w:tab w:val="left" w:pos="560"/>
-              <w:tab w:val="right" w:leader="dot" w:pos="9350"/>
+              <w:tab w:val="right" w:leader="dot" w:pos="9620"/>
             </w:tabs>
             <w:rPr>
               <w:rFonts w:asciiTheme="minorHAnsi" w:eastAsiaTheme="minorEastAsia" w:hAnsiTheme="minorHAnsi" w:cstheme="minorBidi"/>
               <w:noProof/>
             </w:rPr>
           </w:pPr>
-          <w:hyperlink w:anchor="_Toc225956331" w:history="1">
+          <w:hyperlink w:anchor="_Toc226453585" w:history="1">
             <w:r>
               <w:rPr>
                 <w:rStyle w:val="Hyperlink"/>
@@ -1060,7 +1074,7 @@
                 <w:rStyle w:val="Hyperlink"/>
                 <w:noProof/>
               </w:rPr>
-              <w:t>Bonus Sections</w:t>
+              <w:t>DVM Advanced - 3 Ranges, Bipolar Input</w:t>
             </w:r>
             <w:r>
               <w:rPr>
@@ -1081,7 +1095,7 @@
                 <w:noProof/>
                 <w:webHidden/>
               </w:rPr>
-              <w:instrText xml:space="preserve"> PAGEREF _Toc225956331 \h </w:instrText>
+              <w:instrText xml:space="preserve"> PAGEREF _Toc226453585 \h </w:instrText>
             </w:r>
             <w:r>
               <w:rPr>
@@ -1101,7 +1115,177 @@
                 <w:noProof/>
                 <w:webHidden/>
               </w:rPr>
-              <w:t>19</w:t>
+              <w:t>15</w:t>
+            </w:r>
+            <w:r>
+              <w:rPr>
+                <w:noProof/>
+                <w:webHidden/>
+              </w:rPr>
+              <w:fldChar w:fldCharType="end"/>
+            </w:r>
+          </w:hyperlink>
+        </w:p>
+        <w:p>
+          <w:pPr>
+            <w:pStyle w:val="TOC1"/>
+            <w:tabs>
+              <w:tab w:val="left" w:pos="560"/>
+              <w:tab w:val="right" w:leader="dot" w:pos="9620"/>
+            </w:tabs>
+            <w:rPr>
+              <w:rFonts w:asciiTheme="minorHAnsi" w:eastAsiaTheme="minorEastAsia" w:hAnsiTheme="minorHAnsi" w:cstheme="minorBidi"/>
+              <w:noProof/>
+            </w:rPr>
+          </w:pPr>
+          <w:hyperlink w:anchor="_Toc226453586" w:history="1">
+            <w:r>
+              <w:rPr>
+                <w:rStyle w:val="Hyperlink"/>
+                <w:rFonts w:cstheme="minorHAnsi"/>
+                <w:noProof/>
+              </w:rPr>
+              <w:t>10</w:t>
+            </w:r>
+            <w:r>
+              <w:rPr>
+                <w:rFonts w:asciiTheme="minorHAnsi" w:eastAsiaTheme="minorEastAsia" w:hAnsiTheme="minorHAnsi" w:cstheme="minorBidi"/>
+                <w:noProof/>
+              </w:rPr>
+              <w:tab/>
+            </w:r>
+            <w:r>
+              <w:rPr>
+                <w:rStyle w:val="Hyperlink"/>
+                <w:noProof/>
+              </w:rPr>
+              <w:t>Make it!</w:t>
+            </w:r>
+            <w:r>
+              <w:rPr>
+                <w:noProof/>
+                <w:webHidden/>
+              </w:rPr>
+              <w:tab/>
+            </w:r>
+            <w:r>
+              <w:rPr>
+                <w:noProof/>
+                <w:webHidden/>
+              </w:rPr>
+              <w:fldChar w:fldCharType="begin"/>
+            </w:r>
+            <w:r>
+              <w:rPr>
+                <w:noProof/>
+                <w:webHidden/>
+              </w:rPr>
+              <w:instrText xml:space="preserve"> PAGEREF _Toc226453586 \h </w:instrText>
+            </w:r>
+            <w:r>
+              <w:rPr>
+                <w:noProof/>
+                <w:webHidden/>
+              </w:rPr>
+            </w:r>
+            <w:r>
+              <w:rPr>
+                <w:noProof/>
+                <w:webHidden/>
+              </w:rPr>
+              <w:fldChar w:fldCharType="separate"/>
+            </w:r>
+            <w:r>
+              <w:rPr>
+                <w:noProof/>
+                <w:webHidden/>
+              </w:rPr>
+              <w:t>18</w:t>
+            </w:r>
+            <w:r>
+              <w:rPr>
+                <w:noProof/>
+                <w:webHidden/>
+              </w:rPr>
+              <w:fldChar w:fldCharType="end"/>
+            </w:r>
+          </w:hyperlink>
+        </w:p>
+        <w:p>
+          <w:pPr>
+            <w:pStyle w:val="TOC1"/>
+            <w:tabs>
+              <w:tab w:val="left" w:pos="560"/>
+              <w:tab w:val="right" w:leader="dot" w:pos="9620"/>
+            </w:tabs>
+            <w:rPr>
+              <w:rFonts w:asciiTheme="minorHAnsi" w:eastAsiaTheme="minorEastAsia" w:hAnsiTheme="minorHAnsi" w:cstheme="minorBidi"/>
+              <w:noProof/>
+            </w:rPr>
+          </w:pPr>
+          <w:hyperlink w:anchor="_Toc226453587" w:history="1">
+            <w:r>
+              <w:rPr>
+                <w:rStyle w:val="Hyperlink"/>
+                <w:rFonts w:cstheme="minorHAnsi"/>
+                <w:noProof/>
+              </w:rPr>
+              <w:t>11</w:t>
+            </w:r>
+            <w:r>
+              <w:rPr>
+                <w:rFonts w:asciiTheme="minorHAnsi" w:eastAsiaTheme="minorEastAsia" w:hAnsiTheme="minorHAnsi" w:cstheme="minorBidi"/>
+                <w:noProof/>
+              </w:rPr>
+              <w:tab/>
+            </w:r>
+            <w:r>
+              <w:rPr>
+                <w:rStyle w:val="Hyperlink"/>
+                <w:noProof/>
+              </w:rPr>
+              <w:t>Bonus Sections</w:t>
+            </w:r>
+            <w:r>
+              <w:rPr>
+                <w:noProof/>
+                <w:webHidden/>
+              </w:rPr>
+              <w:tab/>
+            </w:r>
+            <w:r>
+              <w:rPr>
+                <w:noProof/>
+                <w:webHidden/>
+              </w:rPr>
+              <w:fldChar w:fldCharType="begin"/>
+            </w:r>
+            <w:r>
+              <w:rPr>
+                <w:noProof/>
+                <w:webHidden/>
+              </w:rPr>
+              <w:instrText xml:space="preserve"> PAGEREF _Toc226453587 \h </w:instrText>
+            </w:r>
+            <w:r>
+              <w:rPr>
+                <w:noProof/>
+                <w:webHidden/>
+              </w:rPr>
+            </w:r>
+            <w:r>
+              <w:rPr>
+                <w:noProof/>
+                <w:webHidden/>
+              </w:rPr>
+              <w:fldChar w:fldCharType="separate"/>
+            </w:r>
+            <w:r>
+              <w:rPr>
+                <w:noProof/>
+                <w:webHidden/>
+              </w:rPr>
+              <w:t>22</w:t>
             </w:r>
             <w:r>
               <w:rPr>
@@ -1121,26 +1305,9 @@
     </w:sdt>
     <w:p>
       <w:pPr>
-        <w:rPr>
-          <w:rFonts w:eastAsia="Times New Roman"/>
-          <w:i/>
-          <w:iCs/>
-          <w:color w:val="000000"/>
-          <w:kern w:val="0"/>
-          <w:sz w:val="40"/>
-          <w:szCs w:val="40"/>
-          <w14:ligatures w14:val="none"/>
-        </w:rPr>
-      </w:pPr>
-      <w:r>
-        <w:br w:type="page"/>
-      </w:r>
-    </w:p>
-    <w:p>
-      <w:pPr>
         <w:pStyle w:val="Heading1"/>
       </w:pPr>
-      <w:bookmarkStart w:id="0" w:name="_Toc225956323"/>
+      <w:bookmarkStart w:id="0" w:name="_Toc226453577"/>
       <w:r>
         <w:lastRenderedPageBreak/>
         <w:t>Intro</w:t>
@@ -1480,7 +1647,7 @@
       <w:pPr>
         <w:pStyle w:val="Heading1"/>
       </w:pPr>
-      <w:bookmarkStart w:id="1" w:name="_Toc225956324"/>
+      <w:bookmarkStart w:id="1" w:name="_Toc226453578"/>
       <w:r>
         <w:t>Overview</w:t>
       </w:r>
@@ -1753,7 +1920,7 @@
       <w:pPr>
         <w:pStyle w:val="Heading1"/>
       </w:pPr>
-      <w:bookmarkStart w:id="2" w:name="_Toc225956325"/>
+      <w:bookmarkStart w:id="2" w:name="_Toc226453579"/>
       <w:r>
         <w:lastRenderedPageBreak/>
         <w:t>Block Diagram</w:t>
@@ -1835,7 +2002,83 @@
       </w:r>
     </w:p>
     <w:p/>
-    <w:p/>
+    <w:p>
+      <w:pPr>
+        <w:pStyle w:val="Heading1"/>
+      </w:pPr>
+      <w:bookmarkStart w:id="3" w:name="_Toc226453580"/>
+      <w:r>
+        <w:t>Simplified Signal Flow</w:t>
+      </w:r>
+      <w:bookmarkEnd w:id="3"/>
+    </w:p>
+    <w:p>
+      <w:r>
+        <w:t xml:space="preserve">The simplified schematic below shows the main </w:t>
+      </w:r>
+      <w:r>
+        <w:t xml:space="preserve">path of the measured </w:t>
+      </w:r>
+      <w:r>
+        <w:t>signal.</w:t>
+      </w:r>
+    </w:p>
+    <w:p>
+      <w:r>
+        <w:rPr>
+          <w:noProof/>
+        </w:rPr>
+        <w:drawing>
+          <wp:inline distT="0" distB="0" distL="0" distR="0" wp14:anchorId="2A1DA77B" wp14:editId="1EE180BC">
+            <wp:extent cx="6454079" cy="2429933"/>
+            <wp:effectExtent l="0" t="0" r="4445" b="8890"/>
+            <wp:docPr id="6" name="Picture 5">
+              <a:extLst xmlns:a="http://schemas.openxmlformats.org/drawingml/2006/main">
+                <a:ext uri="{FF2B5EF4-FFF2-40B4-BE49-F238E27FC236}">
+                  <a16:creationId xmlns:a16="http://schemas.microsoft.com/office/drawing/2014/main" id="{FFF08967-1B39-2EB9-9E5A-649930F2D40A}"/>
+                </a:ext>
+              </a:extLst>
+            </wp:docPr>
+            <wp:cNvGraphicFramePr>
+              <a:graphicFrameLocks xmlns:a="http://schemas.openxmlformats.org/drawingml/2006/main" noChangeAspect="1"/>
+            </wp:cNvGraphicFramePr>
+            <a:graphic xmlns:a="http://schemas.openxmlformats.org/drawingml/2006/main">
+              <a:graphicData uri="http://schemas.openxmlformats.org/drawingml/2006/picture">
+                <pic:pic xmlns:pic="http://schemas.openxmlformats.org/drawingml/2006/picture">
+                  <pic:nvPicPr>
+                    <pic:cNvPr id="6" name="Picture 5">
+                      <a:extLst>
+                        <a:ext uri="{FF2B5EF4-FFF2-40B4-BE49-F238E27FC236}">
+                          <a16:creationId xmlns:a16="http://schemas.microsoft.com/office/drawing/2014/main" id="{FFF08967-1B39-2EB9-9E5A-649930F2D40A}"/>
+                        </a:ext>
+                      </a:extLst>
+                    </pic:cNvPr>
+                    <pic:cNvPicPr>
+                      <a:picLocks noChangeAspect="1"/>
+                    </pic:cNvPicPr>
+                  </pic:nvPicPr>
+                  <pic:blipFill>
+                    <a:blip r:embed="rId10"/>
+                    <a:stretch>
+                      <a:fillRect/>
+                    </a:stretch>
+                  </pic:blipFill>
+                  <pic:spPr>
+                    <a:xfrm>
+                      <a:off x="0" y="0"/>
+                      <a:ext cx="6461265" cy="2432638"/>
+                    </a:xfrm>
+                    <a:prstGeom prst="rect">
+                      <a:avLst/>
+                    </a:prstGeom>
+                  </pic:spPr>
+                </pic:pic>
+              </a:graphicData>
+            </a:graphic>
+          </wp:inline>
+        </w:drawing>
+      </w:r>
+    </w:p>
     <w:p>
       <w:pPr>
         <w:rPr>
@@ -1857,12 +2100,187 @@
       <w:pPr>
         <w:pStyle w:val="Heading1"/>
       </w:pPr>
-      <w:bookmarkStart w:id="3" w:name="_Toc225956326"/>
+      <w:bookmarkStart w:id="4" w:name="_Toc226453581"/>
+      <w:r>
+        <w:lastRenderedPageBreak/>
+        <w:t>Gain Stages vs Ranges</w:t>
+      </w:r>
+      <w:bookmarkEnd w:id="4"/>
+    </w:p>
+    <w:p>
+      <w:pPr>
+        <w:rPr>
+          <w:rFonts w:eastAsia="Times New Roman"/>
+          <w:i/>
+          <w:iCs/>
+          <w:color w:val="000000"/>
+          <w:kern w:val="0"/>
+          <w:sz w:val="40"/>
+          <w:szCs w:val="40"/>
+          <w14:ligatures w14:val="none"/>
+        </w:rPr>
+      </w:pPr>
+      <w:r>
+        <w:t>How can you achieve three voltage ranges</w:t>
+      </w:r>
+      <w:r>
+        <w:t xml:space="preserve">? </w:t>
+      </w:r>
+      <w:r>
+        <w:t xml:space="preserve">The </w:t>
+      </w:r>
+      <w:r>
+        <w:t>RED highlight shows a CLOSED switch.</w:t>
+      </w:r>
+    </w:p>
+    <w:p>
+      <w:pPr>
+        <w:jc w:val="center"/>
+      </w:pPr>
+      <w:r>
+        <w:rPr>
+          <w:noProof/>
+        </w:rPr>
+        <w:drawing>
+          <wp:inline distT="0" distB="0" distL="0" distR="0" wp14:anchorId="096AA787" wp14:editId="002DFB6F">
+            <wp:extent cx="3974157" cy="2692400"/>
+            <wp:effectExtent l="0" t="0" r="7620" b="0"/>
+            <wp:docPr id="1682466085" name="Picture 1"/>
+            <wp:cNvGraphicFramePr>
+              <a:graphicFrameLocks xmlns:a="http://schemas.openxmlformats.org/drawingml/2006/main" noChangeAspect="1"/>
+            </wp:cNvGraphicFramePr>
+            <a:graphic xmlns:a="http://schemas.openxmlformats.org/drawingml/2006/main">
+              <a:graphicData uri="http://schemas.openxmlformats.org/drawingml/2006/picture">
+                <pic:pic xmlns:pic="http://schemas.openxmlformats.org/drawingml/2006/picture">
+                  <pic:nvPicPr>
+                    <pic:cNvPr id="1682466085" name=""/>
+                    <pic:cNvPicPr/>
+                  </pic:nvPicPr>
+                  <pic:blipFill>
+                    <a:blip r:embed="rId11"/>
+                    <a:stretch>
+                      <a:fillRect/>
+                    </a:stretch>
+                  </pic:blipFill>
+                  <pic:spPr>
+                    <a:xfrm>
+                      <a:off x="0" y="0"/>
+                      <a:ext cx="3994124" cy="2705927"/>
+                    </a:xfrm>
+                    <a:prstGeom prst="rect">
+                      <a:avLst/>
+                    </a:prstGeom>
+                  </pic:spPr>
+                </pic:pic>
+              </a:graphicData>
+            </a:graphic>
+          </wp:inline>
+        </w:drawing>
+      </w:r>
+    </w:p>
+    <w:p>
+      <w:pPr>
+        <w:jc w:val="center"/>
+      </w:pPr>
+      <w:r>
+        <w:rPr>
+          <w:noProof/>
+        </w:rPr>
+        <w:drawing>
+          <wp:inline distT="0" distB="0" distL="0" distR="0" wp14:anchorId="2C02A038" wp14:editId="06E9283B">
+            <wp:extent cx="3968496" cy="2624667"/>
+            <wp:effectExtent l="0" t="0" r="0" b="4445"/>
+            <wp:docPr id="2039401837" name="Picture 1"/>
+            <wp:cNvGraphicFramePr>
+              <a:graphicFrameLocks xmlns:a="http://schemas.openxmlformats.org/drawingml/2006/main" noChangeAspect="1"/>
+            </wp:cNvGraphicFramePr>
+            <a:graphic xmlns:a="http://schemas.openxmlformats.org/drawingml/2006/main">
+              <a:graphicData uri="http://schemas.openxmlformats.org/drawingml/2006/picture">
+                <pic:pic xmlns:pic="http://schemas.openxmlformats.org/drawingml/2006/picture">
+                  <pic:nvPicPr>
+                    <pic:cNvPr id="2039401837" name=""/>
+                    <pic:cNvPicPr/>
+                  </pic:nvPicPr>
+                  <pic:blipFill>
+                    <a:blip r:embed="rId12"/>
+                    <a:stretch>
+                      <a:fillRect/>
+                    </a:stretch>
+                  </pic:blipFill>
+                  <pic:spPr>
+                    <a:xfrm>
+                      <a:off x="0" y="0"/>
+                      <a:ext cx="3993343" cy="2641100"/>
+                    </a:xfrm>
+                    <a:prstGeom prst="rect">
+                      <a:avLst/>
+                    </a:prstGeom>
+                  </pic:spPr>
+                </pic:pic>
+              </a:graphicData>
+            </a:graphic>
+          </wp:inline>
+        </w:drawing>
+      </w:r>
+    </w:p>
+    <w:p>
+      <w:pPr>
+        <w:jc w:val="center"/>
+      </w:pPr>
+      <w:r>
+        <w:rPr>
+          <w:noProof/>
+        </w:rPr>
+        <w:drawing>
+          <wp:inline distT="0" distB="0" distL="0" distR="0" wp14:anchorId="34B3727E" wp14:editId="1D6424DF">
+            <wp:extent cx="3923030" cy="2615355"/>
+            <wp:effectExtent l="0" t="0" r="1270" b="0"/>
+            <wp:docPr id="2146258642" name="Picture 1"/>
+            <wp:cNvGraphicFramePr>
+              <a:graphicFrameLocks xmlns:a="http://schemas.openxmlformats.org/drawingml/2006/main" noChangeAspect="1"/>
+            </wp:cNvGraphicFramePr>
+            <a:graphic xmlns:a="http://schemas.openxmlformats.org/drawingml/2006/main">
+              <a:graphicData uri="http://schemas.openxmlformats.org/drawingml/2006/picture">
+                <pic:pic xmlns:pic="http://schemas.openxmlformats.org/drawingml/2006/picture">
+                  <pic:nvPicPr>
+                    <pic:cNvPr id="2146258642" name=""/>
+                    <pic:cNvPicPr/>
+                  </pic:nvPicPr>
+                  <pic:blipFill>
+                    <a:blip r:embed="rId13"/>
+                    <a:stretch>
+                      <a:fillRect/>
+                    </a:stretch>
+                  </pic:blipFill>
+                  <pic:spPr>
+                    <a:xfrm>
+                      <a:off x="0" y="0"/>
+                      <a:ext cx="3938410" cy="2625609"/>
+                    </a:xfrm>
+                    <a:prstGeom prst="rect">
+                      <a:avLst/>
+                    </a:prstGeom>
+                  </pic:spPr>
+                </pic:pic>
+              </a:graphicData>
+            </a:graphic>
+          </wp:inline>
+        </w:drawing>
+      </w:r>
+      <w:r>
+        <w:br w:type="page"/>
+      </w:r>
+    </w:p>
+    <w:p>
+      <w:pPr>
+        <w:pStyle w:val="Heading1"/>
+      </w:pPr>
+      <w:bookmarkStart w:id="5" w:name="_Toc226453582"/>
       <w:r>
         <w:lastRenderedPageBreak/>
         <w:t>Schematic</w:t>
       </w:r>
-      <w:bookmarkEnd w:id="3"/>
+      <w:bookmarkEnd w:id="5"/>
     </w:p>
     <w:p>
       <w:r>
@@ -1891,6 +2309,22 @@
       </w:r>
       <w:r>
         <w:t>.</w:t>
+      </w:r>
+    </w:p>
+    <w:p>
+      <w:pPr>
+        <w:ind w:left="576"/>
+        <w:rPr>
+          <w:i/>
+          <w:iCs/>
+        </w:rPr>
+      </w:pPr>
+      <w:r>
+        <w:rPr>
+          <w:i/>
+          <w:iCs/>
+        </w:rPr>
+        <w:t>NOTE: For full schematic, see Bonus Sections.</w:t>
       </w:r>
     </w:p>
     <w:p>
@@ -1931,7 +2365,7 @@
                     <pic:cNvPicPr/>
                   </pic:nvPicPr>
                   <pic:blipFill>
-                    <a:blip r:embed="rId10"/>
+                    <a:blip r:embed="rId14"/>
                     <a:stretch>
                       <a:fillRect/>
                     </a:stretch>
@@ -2283,7 +2717,7 @@
                     <pic:cNvPicPr/>
                   </pic:nvPicPr>
                   <pic:blipFill>
-                    <a:blip r:embed="rId11"/>
+                    <a:blip r:embed="rId15"/>
                     <a:stretch>
                       <a:fillRect/>
                     </a:stretch>
@@ -2622,7 +3056,7 @@
                     <pic:cNvPicPr/>
                   </pic:nvPicPr>
                   <pic:blipFill>
-                    <a:blip r:embed="rId12"/>
+                    <a:blip r:embed="rId16"/>
                     <a:stretch>
                       <a:fillRect/>
                     </a:stretch>
@@ -3227,7 +3661,7 @@
                     <pic:cNvPicPr/>
                   </pic:nvPicPr>
                   <pic:blipFill>
-                    <a:blip r:embed="rId13"/>
+                    <a:blip r:embed="rId17"/>
                     <a:stretch>
                       <a:fillRect/>
                     </a:stretch>
@@ -3730,7 +4164,7 @@
                     <pic:cNvPicPr/>
                   </pic:nvPicPr>
                   <pic:blipFill>
-                    <a:blip r:embed="rId14"/>
+                    <a:blip r:embed="rId18"/>
                     <a:stretch>
                       <a:fillRect/>
                     </a:stretch>
@@ -3840,7 +4274,7 @@
                     <pic:cNvPicPr/>
                   </pic:nvPicPr>
                   <pic:blipFill>
-                    <a:blip r:embed="rId15"/>
+                    <a:blip r:embed="rId19"/>
                     <a:stretch>
                       <a:fillRect/>
                     </a:stretch>
@@ -4150,7 +4584,7 @@
                     <pic:cNvPicPr/>
                   </pic:nvPicPr>
                   <pic:blipFill>
-                    <a:blip r:embed="rId16"/>
+                    <a:blip r:embed="rId20"/>
                     <a:stretch>
                       <a:fillRect/>
                     </a:stretch>
@@ -4212,7 +4646,7 @@
       <w:pPr>
         <w:pStyle w:val="Heading1"/>
       </w:pPr>
-      <w:bookmarkStart w:id="4" w:name="_Toc225956327"/>
+      <w:bookmarkStart w:id="6" w:name="_Toc226453583"/>
       <w:r>
         <w:lastRenderedPageBreak/>
         <w:t xml:space="preserve">Voltage </w:t>
@@ -4223,7 +4657,7 @@
       <w:r>
         <w:t>Setup</w:t>
       </w:r>
-      <w:bookmarkEnd w:id="4"/>
+      <w:bookmarkEnd w:id="6"/>
     </w:p>
     <w:p>
       <w:pPr>
@@ -5603,7 +6037,7 @@
       <w:pPr>
         <w:pStyle w:val="Heading1"/>
       </w:pPr>
-      <w:bookmarkStart w:id="5" w:name="_Toc225956328"/>
+      <w:bookmarkStart w:id="7" w:name="_Toc226453584"/>
       <w:r>
         <w:lastRenderedPageBreak/>
         <w:t xml:space="preserve">DVM Basic - </w:t>
@@ -5614,7 +6048,7 @@
       <w:r>
         <w:t xml:space="preserve"> Ranges, Unipolar Input</w:t>
       </w:r>
-      <w:bookmarkEnd w:id="5"/>
+      <w:bookmarkEnd w:id="7"/>
     </w:p>
     <w:p>
       <w:r>
@@ -5749,37 +6183,101 @@
         <w:t xml:space="preserve"> </w:t>
       </w:r>
       <w:r>
+        <w:t>+5V, +25V (</w:t>
+      </w:r>
+      <w:r>
         <w:t>2</w:t>
       </w:r>
       <w:r>
         <w:t>5</w:t>
       </w:r>
       <w:r>
-        <w:t>% (</w:t>
-      </w:r>
-      <w:r>
-        <w:t>+</w:t>
-      </w:r>
-      <w:r>
-        <w:t xml:space="preserve">5V, </w:t>
-      </w:r>
-      <w:r>
-        <w:t>+</w:t>
-      </w:r>
-      <w:r>
-        <w:t>25V</w:t>
-      </w:r>
-      <w:r>
-        <w:t>)</w:t>
+        <w:t>%)</w:t>
       </w:r>
     </w:p>
     <w:p/>
     <w:p>
       <w:r>
+        <w:t>Simplified Schematic</w:t>
+      </w:r>
+    </w:p>
+    <w:p>
+      <w:pPr>
+        <w:jc w:val="center"/>
+      </w:pPr>
+      <w:r>
+        <w:rPr>
+          <w:noProof/>
+        </w:rPr>
+        <w:drawing>
+          <wp:inline distT="0" distB="0" distL="0" distR="0" wp14:anchorId="7933236E" wp14:editId="66647EFD">
+            <wp:extent cx="6379266" cy="3403600"/>
+            <wp:effectExtent l="0" t="0" r="2540" b="6350"/>
+            <wp:docPr id="5" name="Picture 4">
+              <a:extLst xmlns:a="http://schemas.openxmlformats.org/drawingml/2006/main">
+                <a:ext uri="{FF2B5EF4-FFF2-40B4-BE49-F238E27FC236}">
+                  <a16:creationId xmlns:a16="http://schemas.microsoft.com/office/drawing/2014/main" id="{6696A96F-903D-1293-6731-85186A2428C2}"/>
+                </a:ext>
+              </a:extLst>
+            </wp:docPr>
+            <wp:cNvGraphicFramePr>
+              <a:graphicFrameLocks xmlns:a="http://schemas.openxmlformats.org/drawingml/2006/main" noChangeAspect="1"/>
+            </wp:cNvGraphicFramePr>
+            <a:graphic xmlns:a="http://schemas.openxmlformats.org/drawingml/2006/main">
+              <a:graphicData uri="http://schemas.openxmlformats.org/drawingml/2006/picture">
+                <pic:pic xmlns:pic="http://schemas.openxmlformats.org/drawingml/2006/picture">
+                  <pic:nvPicPr>
+                    <pic:cNvPr id="5" name="Picture 4">
+                      <a:extLst>
+                        <a:ext uri="{FF2B5EF4-FFF2-40B4-BE49-F238E27FC236}">
+                          <a16:creationId xmlns:a16="http://schemas.microsoft.com/office/drawing/2014/main" id="{6696A96F-903D-1293-6731-85186A2428C2}"/>
+                        </a:ext>
+                      </a:extLst>
+                    </pic:cNvPr>
+                    <pic:cNvPicPr>
+                      <a:picLocks noChangeAspect="1"/>
+                    </pic:cNvPicPr>
+                  </pic:nvPicPr>
+                  <pic:blipFill>
+                    <a:blip r:embed="rId21"/>
+                    <a:stretch>
+                      <a:fillRect/>
+                    </a:stretch>
+                  </pic:blipFill>
+                  <pic:spPr>
+                    <a:xfrm>
+                      <a:off x="0" y="0"/>
+                      <a:ext cx="6395316" cy="3412163"/>
+                    </a:xfrm>
+                    <a:prstGeom prst="rect">
+                      <a:avLst/>
+                    </a:prstGeom>
+                  </pic:spPr>
+                </pic:pic>
+              </a:graphicData>
+            </a:graphic>
+          </wp:inline>
+        </w:drawing>
+      </w:r>
+    </w:p>
+    <w:p>
+      <w:r>
+        <w:br w:type="page"/>
+      </w:r>
+    </w:p>
+    <w:p>
+      <w:r>
+        <w:lastRenderedPageBreak/>
         <w:t>Install Components</w:t>
       </w:r>
       <w:r>
-        <w:t xml:space="preserve"> (See </w:t>
+        <w:t xml:space="preserve"> </w:t>
+      </w:r>
+      <w:r>
+        <w:t xml:space="preserve">on PCB </w:t>
+      </w:r>
+      <w:r>
+        <w:t xml:space="preserve">(See </w:t>
       </w:r>
       <w:r>
         <w:rPr>
@@ -5818,7 +6316,7 @@
                     <pic:cNvPicPr/>
                   </pic:nvPicPr>
                   <pic:blipFill>
-                    <a:blip r:embed="rId17"/>
+                    <a:blip r:embed="rId22"/>
                     <a:stretch>
                       <a:fillRect/>
                     </a:stretch>
@@ -6643,12 +7141,12 @@
       <w:pPr>
         <w:pStyle w:val="Heading1"/>
       </w:pPr>
-      <w:bookmarkStart w:id="6" w:name="_Toc225956329"/>
+      <w:bookmarkStart w:id="8" w:name="_Toc226453585"/>
       <w:r>
         <w:lastRenderedPageBreak/>
         <w:t>DVM Advanced - 3 Ranges, Bipolar Input</w:t>
       </w:r>
-      <w:bookmarkEnd w:id="6"/>
+      <w:bookmarkEnd w:id="8"/>
     </w:p>
     <w:p>
       <w:r>
@@ -6807,19 +7305,31 @@
         <w:t xml:space="preserve">Overrange:  </w:t>
       </w:r>
       <w:r>
+        <w:t>±</w:t>
+      </w:r>
+      <w:r>
+        <w:t>1.</w:t>
+      </w:r>
+      <w:r>
         <w:t>2</w:t>
       </w:r>
       <w:r>
         <w:t>5</w:t>
       </w:r>
       <w:r>
-        <w:t>% (</w:t>
+        <w:t xml:space="preserve">V, </w:t>
       </w:r>
       <w:r>
         <w:t>±</w:t>
       </w:r>
       <w:r>
-        <w:t>1.</w:t>
+        <w:t>5</w:t>
+      </w:r>
+      <w:r>
+        <w:t xml:space="preserve">V, </w:t>
+      </w:r>
+      <w:r>
+        <w:t>±</w:t>
       </w:r>
       <w:r>
         <w:t>2</w:t>
@@ -6828,34 +7338,107 @@
         <w:t>5</w:t>
       </w:r>
       <w:r>
-        <w:t xml:space="preserve">V, </w:t>
-      </w:r>
-      <w:r>
-        <w:t>±</w:t>
-      </w:r>
-      <w:r>
-        <w:t>5</w:t>
-      </w:r>
-      <w:r>
-        <w:t xml:space="preserve">V, </w:t>
-      </w:r>
-      <w:r>
-        <w:t>±</w:t>
-      </w:r>
-      <w:r>
-        <w:t>2</w:t>
-      </w:r>
-      <w:r>
-        <w:t>5</w:t>
-      </w:r>
-      <w:r>
-        <w:t>V)</w:t>
+        <w:t>V</w:t>
+      </w:r>
+      <w:r>
+        <w:t xml:space="preserve"> (25%)</w:t>
       </w:r>
     </w:p>
     <w:p/>
     <w:p>
       <w:r>
-        <w:t xml:space="preserve">Install Components (See </w:t>
+        <w:rPr>
+          <w:noProof/>
+        </w:rPr>
+        <w:drawing>
+          <wp:anchor distT="0" distB="0" distL="114300" distR="114300" simplePos="0" relativeHeight="251670528" behindDoc="0" locked="0" layoutInCell="1" allowOverlap="1" wp14:anchorId="6E4F2104" wp14:editId="401923F5">
+            <wp:simplePos x="0" y="0"/>
+            <wp:positionH relativeFrom="column">
+              <wp:posOffset>-330200</wp:posOffset>
+            </wp:positionH>
+            <wp:positionV relativeFrom="paragraph">
+              <wp:posOffset>291887</wp:posOffset>
+            </wp:positionV>
+            <wp:extent cx="6804350" cy="3412067"/>
+            <wp:effectExtent l="0" t="0" r="0" b="0"/>
+            <wp:wrapNone/>
+            <wp:docPr id="3" name="Picture 2">
+              <a:extLst xmlns:a="http://schemas.openxmlformats.org/drawingml/2006/main">
+                <a:ext uri="{FF2B5EF4-FFF2-40B4-BE49-F238E27FC236}">
+                  <a16:creationId xmlns:a16="http://schemas.microsoft.com/office/drawing/2014/main" id="{50871BBA-6CE7-96C4-04B6-9672351BDF4B}"/>
+                </a:ext>
+              </a:extLst>
+            </wp:docPr>
+            <wp:cNvGraphicFramePr>
+              <a:graphicFrameLocks xmlns:a="http://schemas.openxmlformats.org/drawingml/2006/main" noChangeAspect="1"/>
+            </wp:cNvGraphicFramePr>
+            <a:graphic xmlns:a="http://schemas.openxmlformats.org/drawingml/2006/main">
+              <a:graphicData uri="http://schemas.openxmlformats.org/drawingml/2006/picture">
+                <pic:pic xmlns:pic="http://schemas.openxmlformats.org/drawingml/2006/picture">
+                  <pic:nvPicPr>
+                    <pic:cNvPr id="3" name="Picture 2">
+                      <a:extLst>
+                        <a:ext uri="{FF2B5EF4-FFF2-40B4-BE49-F238E27FC236}">
+                          <a16:creationId xmlns:a16="http://schemas.microsoft.com/office/drawing/2014/main" id="{50871BBA-6CE7-96C4-04B6-9672351BDF4B}"/>
+                        </a:ext>
+                      </a:extLst>
+                    </pic:cNvPr>
+                    <pic:cNvPicPr>
+                      <a:picLocks noChangeAspect="1"/>
+                    </pic:cNvPicPr>
+                  </pic:nvPicPr>
+                  <pic:blipFill>
+                    <a:blip r:embed="rId23" cstate="print">
+                      <a:extLst>
+                        <a:ext uri="{28A0092B-C50C-407E-A947-70E740481C1C}">
+                          <a14:useLocalDpi xmlns:a14="http://schemas.microsoft.com/office/drawing/2010/main" val="0"/>
+                        </a:ext>
+                      </a:extLst>
+                    </a:blip>
+                    <a:stretch>
+                      <a:fillRect/>
+                    </a:stretch>
+                  </pic:blipFill>
+                  <pic:spPr>
+                    <a:xfrm>
+                      <a:off x="0" y="0"/>
+                      <a:ext cx="6808704" cy="3414250"/>
+                    </a:xfrm>
+                    <a:prstGeom prst="rect">
+                      <a:avLst/>
+                    </a:prstGeom>
+                  </pic:spPr>
+                </pic:pic>
+              </a:graphicData>
+            </a:graphic>
+            <wp14:sizeRelH relativeFrom="margin">
+              <wp14:pctWidth>0</wp14:pctWidth>
+            </wp14:sizeRelH>
+            <wp14:sizeRelV relativeFrom="margin">
+              <wp14:pctHeight>0</wp14:pctHeight>
+            </wp14:sizeRelV>
+          </wp:anchor>
+        </w:drawing>
+      </w:r>
+      <w:r>
+        <w:t>Simplified Schematic</w:t>
+      </w:r>
+    </w:p>
+    <w:p>
+      <w:r>
+        <w:br w:type="page"/>
+      </w:r>
+    </w:p>
+    <w:p>
+      <w:r>
+        <w:lastRenderedPageBreak/>
+        <w:t xml:space="preserve">Install Components </w:t>
+      </w:r>
+      <w:r>
+        <w:t xml:space="preserve">on PCB </w:t>
+      </w:r>
+      <w:r>
+        <w:t xml:space="preserve">(See </w:t>
       </w:r>
       <w:r>
         <w:rPr>
@@ -6906,7 +7489,7 @@
                     <pic:cNvPicPr/>
                   </pic:nvPicPr>
                   <pic:blipFill>
-                    <a:blip r:embed="rId18"/>
+                    <a:blip r:embed="rId24"/>
                     <a:stretch>
                       <a:fillRect/>
                     </a:stretch>
@@ -6927,6 +7510,7 @@
         </w:drawing>
       </w:r>
     </w:p>
+    <w:p/>
     <w:p>
       <w:r>
         <w:t xml:space="preserve">Install </w:t>
@@ -7779,7 +8363,7 @@
         <w:pStyle w:val="Heading1"/>
         <w:ind w:left="540" w:hanging="540"/>
       </w:pPr>
-      <w:bookmarkStart w:id="7" w:name="_Toc225956330"/>
+      <w:bookmarkStart w:id="9" w:name="_Toc226453586"/>
       <w:r>
         <w:lastRenderedPageBreak/>
         <w:t xml:space="preserve">Make </w:t>
@@ -7787,7 +8371,7 @@
       <w:r>
         <w:t>it!</w:t>
       </w:r>
-      <w:bookmarkEnd w:id="7"/>
+      <w:bookmarkEnd w:id="9"/>
     </w:p>
     <w:p>
       <w:r>
@@ -11042,6 +11626,7 @@
     <w:p>
       <w:pPr>
         <w:pStyle w:val="Heading2"/>
+        <w:ind w:left="720" w:hanging="720"/>
       </w:pPr>
       <w:r>
         <w:lastRenderedPageBreak/>
@@ -16013,12 +16598,12 @@
         <w:pStyle w:val="Heading1"/>
         <w:ind w:left="540" w:hanging="540"/>
       </w:pPr>
-      <w:bookmarkStart w:id="8" w:name="_Toc225956331"/>
+      <w:bookmarkStart w:id="10" w:name="_Toc226453587"/>
       <w:r>
         <w:lastRenderedPageBreak/>
         <w:t>Bonus Sections</w:t>
       </w:r>
-      <w:bookmarkEnd w:id="8"/>
+      <w:bookmarkEnd w:id="10"/>
     </w:p>
     <w:p>
       <w:pPr>
@@ -16118,7 +16703,7 @@
           <w:iCs/>
         </w:rPr>
       </w:pPr>
-      <w:hyperlink r:id="rId19" w:history="1">
+      <w:hyperlink r:id="rId25" w:history="1">
         <w:r>
           <w:rPr>
             <w:rStyle w:val="Hyperlink"/>
@@ -16285,6 +16870,7 @@
     <w:p>
       <w:pPr>
         <w:pStyle w:val="Heading2"/>
+        <w:ind w:left="810" w:hanging="810"/>
       </w:pPr>
       <w:r>
         <w:t>Arduino Software</w:t>
@@ -16347,7 +16933,7 @@
         <w:br/>
         <w:t>  </w:t>
       </w:r>
-      <w:hyperlink r:id="rId20" w:history="1">
+      <w:hyperlink r:id="rId26" w:history="1">
         <w:r>
           <w:rPr>
             <w:rStyle w:val="Hyperlink"/>
@@ -16384,7 +16970,7 @@
         <w:br/>
         <w:t>  </w:t>
       </w:r>
-      <w:hyperlink r:id="rId21" w:history="1">
+      <w:hyperlink r:id="rId27" w:history="1">
         <w:r>
           <w:rPr>
             <w:rStyle w:val="Hyperlink"/>
@@ -16624,16 +17210,16 @@
         </w:rPr>
         <w:lastRenderedPageBreak/>
         <w:drawing>
-          <wp:anchor distT="0" distB="0" distL="114300" distR="114300" simplePos="0" relativeHeight="251669504" behindDoc="0" locked="0" layoutInCell="1" allowOverlap="1" wp14:anchorId="5E45CFFA" wp14:editId="50496210">
+          <wp:anchor distT="0" distB="0" distL="114300" distR="114300" simplePos="0" relativeHeight="251671552" behindDoc="0" locked="0" layoutInCell="1" allowOverlap="1" wp14:anchorId="5E45CFFA" wp14:editId="0B47CE71">
             <wp:simplePos x="0" y="0"/>
             <wp:positionH relativeFrom="column">
-              <wp:posOffset>4365171</wp:posOffset>
+              <wp:posOffset>4182533</wp:posOffset>
             </wp:positionH>
             <wp:positionV relativeFrom="paragraph">
-              <wp:posOffset>189592</wp:posOffset>
+              <wp:posOffset>13124</wp:posOffset>
             </wp:positionV>
-            <wp:extent cx="1474184" cy="1110343"/>
-            <wp:effectExtent l="0" t="0" r="0" b="0"/>
+            <wp:extent cx="1731121" cy="1303866"/>
+            <wp:effectExtent l="0" t="0" r="2540" b="0"/>
             <wp:wrapNone/>
             <wp:docPr id="730545389" name="Picture 1"/>
             <wp:cNvGraphicFramePr>
@@ -16647,7 +17233,7 @@
                     <pic:cNvPicPr/>
                   </pic:nvPicPr>
                   <pic:blipFill>
-                    <a:blip r:embed="rId22">
+                    <a:blip r:embed="rId28">
                       <a:extLst>
                         <a:ext uri="{28A0092B-C50C-407E-A947-70E740481C1C}">
                           <a14:useLocalDpi xmlns:a14="http://schemas.microsoft.com/office/drawing/2010/main" val="0"/>
@@ -16661,7 +17247,7 @@
                   <pic:spPr>
                     <a:xfrm>
                       <a:off x="0" y="0"/>
-                      <a:ext cx="1481106" cy="1115557"/>
+                      <a:ext cx="1731121" cy="1303866"/>
                     </a:xfrm>
                     <a:prstGeom prst="rect">
                       <a:avLst/>
@@ -16670,12 +17256,6 @@
                 </pic:pic>
               </a:graphicData>
             </a:graphic>
-            <wp14:sizeRelH relativeFrom="margin">
-              <wp14:pctWidth>0</wp14:pctWidth>
-            </wp14:sizeRelH>
-            <wp14:sizeRelV relativeFrom="margin">
-              <wp14:pctHeight>0</wp14:pctHeight>
-            </wp14:sizeRelV>
           </wp:anchor>
         </w:drawing>
       </w:r>
@@ -16717,7 +17297,7 @@
       <w:r>
         <w:br/>
       </w:r>
-      <w:hyperlink r:id="rId23" w:history="1">
+      <w:hyperlink r:id="rId29" w:history="1">
         <w:r>
           <w:rPr>
             <w:rStyle w:val="Hyperlink"/>
@@ -16882,7 +17462,11 @@
         <w:t xml:space="preserve"> </w:t>
       </w:r>
     </w:p>
-    <w:p/>
+    <w:p>
+      <w:pPr>
+        <w:ind w:left="720"/>
+      </w:pPr>
+    </w:p>
     <w:p>
       <w:pPr>
         <w:pStyle w:val="Heading2"/>
@@ -16911,7 +17495,7 @@
       <w:r>
         <w:t xml:space="preserve"> </w:t>
       </w:r>
-      <w:hyperlink r:id="rId24" w:history="1">
+      <w:hyperlink r:id="rId30" w:history="1">
         <w:r>
           <w:rPr>
             <w:rStyle w:val="Hyperlink"/>
@@ -16920,7 +17504,6 @@
         </w:r>
       </w:hyperlink>
     </w:p>
-    <w:p/>
     <w:p>
       <w:pPr>
         <w:pStyle w:val="Heading2"/>
@@ -16944,7 +17527,7 @@
         <w:t xml:space="preserve">and affordable </w:t>
       </w:r>
       <w:r>
-        <w:t xml:space="preserve">as possible. You can down load the </w:t>
+        <w:t xml:space="preserve">as possible. You can download the </w:t>
       </w:r>
       <w:r>
         <w:t xml:space="preserve">documentation and </w:t>
@@ -16958,7 +17541,7 @@
       <w:r>
         <w:t xml:space="preserve">at </w:t>
       </w:r>
-      <w:hyperlink r:id="rId25" w:history="1">
+      <w:hyperlink r:id="rId31" w:history="1">
         <w:r>
           <w:rPr>
             <w:rStyle w:val="Hyperlink"/>
@@ -16967,17 +17550,7 @@
         </w:r>
       </w:hyperlink>
       <w:r>
-        <w:t xml:space="preserve"> (</w:t>
-      </w:r>
-      <w:r>
-        <w:rPr>
-          <w:i/>
-          <w:iCs/>
-        </w:rPr>
-        <w:t>Available soon...</w:t>
-      </w:r>
-      <w:r>
-        <w:t>)</w:t>
+        <w:t>.</w:t>
       </w:r>
     </w:p>
     <w:p/>
@@ -17050,7 +17623,7 @@
       <w:r>
         <w:br/>
       </w:r>
-      <w:hyperlink r:id="rId26" w:history="1">
+      <w:hyperlink r:id="rId32" w:history="1">
         <w:r>
           <w:rPr>
             <w:rStyle w:val="Hyperlink"/>
@@ -17117,7 +17690,7 @@
         </w:rPr>
         <w:t xml:space="preserve"> </w:t>
       </w:r>
-      <w:bookmarkStart w:id="9" w:name="_Hlk218076606"/>
+      <w:bookmarkStart w:id="11" w:name="_Hlk218076606"/>
       <w:r>
         <w:t>Key to analog success:</w:t>
       </w:r>
@@ -17243,13 +17816,81 @@
       <w:r>
         <w:t>.</w:t>
       </w:r>
-      <w:bookmarkEnd w:id="9"/>
+      <w:bookmarkEnd w:id="11"/>
+    </w:p>
+    <w:p/>
+    <w:p>
+      <w:pPr>
+        <w:pStyle w:val="Heading2"/>
+        <w:ind w:left="720" w:hanging="720"/>
+      </w:pPr>
+      <w:r>
+        <w:lastRenderedPageBreak/>
+        <w:t>KiCAD Schematic</w:t>
+      </w:r>
+    </w:p>
+    <w:p>
+      <w:pPr>
+        <w:jc w:val="center"/>
+      </w:pPr>
+      <w:r>
+        <w:drawing>
+          <wp:inline distT="0" distB="0" distL="0" distR="0" wp14:anchorId="71EAE693" wp14:editId="53DE0388">
+            <wp:extent cx="8401699" cy="4861317"/>
+            <wp:effectExtent l="0" t="1270" r="0" b="0"/>
+            <wp:docPr id="7" name="Picture 6">
+              <a:extLst xmlns:a="http://schemas.openxmlformats.org/drawingml/2006/main">
+                <a:ext uri="{FF2B5EF4-FFF2-40B4-BE49-F238E27FC236}">
+                  <a16:creationId xmlns:a16="http://schemas.microsoft.com/office/drawing/2014/main" id="{D485CC3E-19F4-E900-C5E0-A2C8E1A8E7D6}"/>
+                </a:ext>
+              </a:extLst>
+            </wp:docPr>
+            <wp:cNvGraphicFramePr>
+              <a:graphicFrameLocks xmlns:a="http://schemas.openxmlformats.org/drawingml/2006/main" noChangeAspect="1"/>
+            </wp:cNvGraphicFramePr>
+            <a:graphic xmlns:a="http://schemas.openxmlformats.org/drawingml/2006/main">
+              <a:graphicData uri="http://schemas.openxmlformats.org/drawingml/2006/picture">
+                <pic:pic xmlns:pic="http://schemas.openxmlformats.org/drawingml/2006/picture">
+                  <pic:nvPicPr>
+                    <pic:cNvPr id="7" name="Picture 6">
+                      <a:extLst>
+                        <a:ext uri="{FF2B5EF4-FFF2-40B4-BE49-F238E27FC236}">
+                          <a16:creationId xmlns:a16="http://schemas.microsoft.com/office/drawing/2014/main" id="{D485CC3E-19F4-E900-C5E0-A2C8E1A8E7D6}"/>
+                        </a:ext>
+                      </a:extLst>
+                    </pic:cNvPr>
+                    <pic:cNvPicPr>
+                      <a:picLocks noChangeAspect="1"/>
+                    </pic:cNvPicPr>
+                  </pic:nvPicPr>
+                  <pic:blipFill>
+                    <a:blip r:embed="rId33"/>
+                    <a:srcRect l="7989" t="6666" r="6732" b="23555"/>
+                    <a:stretch>
+                      <a:fillRect/>
+                    </a:stretch>
+                  </pic:blipFill>
+                  <pic:spPr>
+                    <a:xfrm rot="16200000">
+                      <a:off x="0" y="0"/>
+                      <a:ext cx="8419388" cy="4871552"/>
+                    </a:xfrm>
+                    <a:prstGeom prst="rect">
+                      <a:avLst/>
+                    </a:prstGeom>
+                  </pic:spPr>
+                </pic:pic>
+              </a:graphicData>
+            </a:graphic>
+          </wp:inline>
+        </w:drawing>
+      </w:r>
     </w:p>
     <w:sectPr>
-      <w:headerReference w:type="default" r:id="rId27"/>
-      <w:footerReference w:type="default" r:id="rId28"/>
+      <w:headerReference w:type="default" r:id="rId34"/>
+      <w:footerReference w:type="default" r:id="rId35"/>
       <w:pgSz w:w="12240" w:h="15840"/>
-      <w:pgMar w:top="900" w:right="1440" w:bottom="990" w:left="1440" w:header="360" w:footer="483" w:gutter="0"/>
+      <w:pgMar w:top="900" w:right="1170" w:bottom="990" w:left="1440" w:header="360" w:footer="483" w:gutter="0"/>
       <w:cols w:space="720"/>
       <w:docGrid w:linePitch="360"/>
     </w:sectPr>
@@ -17455,7 +18096,7 @@
               <wp:extent cx="1512277" cy="277661"/>
               <wp:effectExtent l="0" t="0" r="0" b="8255"/>
               <wp:wrapNone/>
-              <wp:docPr id="1495614152" name="Picture 1">
+              <wp:docPr id="1276544208" name="Picture 1">
                 <a:extLst xmlns:a="http://schemas.openxmlformats.org/drawingml/2006/main">
                   <a:ext uri="{FF2B5EF4-FFF2-40B4-BE49-F238E27FC236}">
                     <a16:creationId xmlns:a16="http://schemas.microsoft.com/office/drawing/2014/main" id="{07655700-E21A-0D63-FE39-9FB14946738A}"/>
@@ -20481,7 +21122,6 @@
   <w:style w:type="character" w:default="1" w:styleId="DefaultParagraphFont">
     <w:name w:val="Default Paragraph Font"/>
     <w:uiPriority w:val="1"/>
-    <w:semiHidden/>
     <w:unhideWhenUsed/>
   </w:style>
   <w:style w:type="table" w:default="1" w:styleId="TableNormal">

--- a/DVM_Discovery_-_Users_Guide.docx
+++ b/DVM_Discovery_-_Users_Guide.docx
@@ -256,9 +256,9 @@
           <w:noProof/>
         </w:rPr>
         <w:drawing>
-          <wp:inline distT="0" distB="0" distL="0" distR="0" wp14:anchorId="1542C84F" wp14:editId="3DDAADB4">
-            <wp:extent cx="4930140" cy="2727379"/>
-            <wp:effectExtent l="0" t="0" r="3810" b="0"/>
+          <wp:inline distT="0" distB="0" distL="0" distR="0" wp14:anchorId="1542C84F" wp14:editId="03F15752">
+            <wp:extent cx="4546600" cy="2515202"/>
+            <wp:effectExtent l="0" t="0" r="6350" b="0"/>
             <wp:docPr id="736249128" name="Picture 1"/>
             <wp:cNvGraphicFramePr>
               <a:graphicFrameLocks xmlns:a="http://schemas.openxmlformats.org/drawingml/2006/main" noChangeAspect="1"/>
@@ -279,7 +279,7 @@
                   <pic:spPr>
                     <a:xfrm>
                       <a:off x="0" y="0"/>
-                      <a:ext cx="4937118" cy="2731239"/>
+                      <a:ext cx="4557175" cy="2521052"/>
                     </a:xfrm>
                     <a:prstGeom prst="rect">
                       <a:avLst/>
@@ -292,7 +292,6 @@
         </w:drawing>
       </w:r>
     </w:p>
-    <w:p/>
     <w:sdt>
       <w:sdtPr>
         <w:id w:val="1186334812"/>
@@ -359,7 +358,7 @@
           <w:r>
             <w:fldChar w:fldCharType="separate"/>
           </w:r>
-          <w:hyperlink w:anchor="_Toc226453577" w:history="1">
+          <w:hyperlink w:anchor="_Toc226554877" w:history="1">
             <w:r>
               <w:rPr>
                 <w:rStyle w:val="Hyperlink"/>
@@ -401,7 +400,7 @@
                 <w:noProof/>
                 <w:webHidden/>
               </w:rPr>
-              <w:instrText xml:space="preserve"> PAGEREF _Toc226453577 \h </w:instrText>
+              <w:instrText xml:space="preserve"> PAGEREF _Toc226554877 \h </w:instrText>
             </w:r>
             <w:r>
               <w:rPr>
@@ -444,7 +443,7 @@
               <w:noProof/>
             </w:rPr>
           </w:pPr>
-          <w:hyperlink w:anchor="_Toc226453578" w:history="1">
+          <w:hyperlink w:anchor="_Toc226554878" w:history="1">
             <w:r>
               <w:rPr>
                 <w:rStyle w:val="Hyperlink"/>
@@ -486,7 +485,7 @@
                 <w:noProof/>
                 <w:webHidden/>
               </w:rPr>
-              <w:instrText xml:space="preserve"> PAGEREF _Toc226453578 \h </w:instrText>
+              <w:instrText xml:space="preserve"> PAGEREF _Toc226554878 \h </w:instrText>
             </w:r>
             <w:r>
               <w:rPr>
@@ -529,7 +528,7 @@
               <w:noProof/>
             </w:rPr>
           </w:pPr>
-          <w:hyperlink w:anchor="_Toc226453579" w:history="1">
+          <w:hyperlink w:anchor="_Toc226554879" w:history="1">
             <w:r>
               <w:rPr>
                 <w:rStyle w:val="Hyperlink"/>
@@ -550,7 +549,7 @@
                 <w:rStyle w:val="Hyperlink"/>
                 <w:noProof/>
               </w:rPr>
-              <w:t>Block Diagram</w:t>
+              <w:t>Applications</w:t>
             </w:r>
             <w:r>
               <w:rPr>
@@ -571,7 +570,7 @@
                 <w:noProof/>
                 <w:webHidden/>
               </w:rPr>
-              <w:instrText xml:space="preserve"> PAGEREF _Toc226453579 \h </w:instrText>
+              <w:instrText xml:space="preserve"> PAGEREF _Toc226554879 \h </w:instrText>
             </w:r>
             <w:r>
               <w:rPr>
@@ -614,7 +613,7 @@
               <w:noProof/>
             </w:rPr>
           </w:pPr>
-          <w:hyperlink w:anchor="_Toc226453580" w:history="1">
+          <w:hyperlink w:anchor="_Toc226554880" w:history="1">
             <w:r>
               <w:rPr>
                 <w:rStyle w:val="Hyperlink"/>
@@ -635,7 +634,7 @@
                 <w:rStyle w:val="Hyperlink"/>
                 <w:noProof/>
               </w:rPr>
-              <w:t>Simplified Signal Flow</w:t>
+              <w:t>Block Diagram</w:t>
             </w:r>
             <w:r>
               <w:rPr>
@@ -656,7 +655,7 @@
                 <w:noProof/>
                 <w:webHidden/>
               </w:rPr>
-              <w:instrText xml:space="preserve"> PAGEREF _Toc226453580 \h </w:instrText>
+              <w:instrText xml:space="preserve"> PAGEREF _Toc226554880 \h </w:instrText>
             </w:r>
             <w:r>
               <w:rPr>
@@ -699,7 +698,7 @@
               <w:noProof/>
             </w:rPr>
           </w:pPr>
-          <w:hyperlink w:anchor="_Toc226453581" w:history="1">
+          <w:hyperlink w:anchor="_Toc226554881" w:history="1">
             <w:r>
               <w:rPr>
                 <w:rStyle w:val="Hyperlink"/>
@@ -720,7 +719,7 @@
                 <w:rStyle w:val="Hyperlink"/>
                 <w:noProof/>
               </w:rPr>
-              <w:t>Gain Stages vs Ranges</w:t>
+              <w:t>Simplified Signal Flow</w:t>
             </w:r>
             <w:r>
               <w:rPr>
@@ -741,7 +740,7 @@
                 <w:noProof/>
                 <w:webHidden/>
               </w:rPr>
-              <w:instrText xml:space="preserve"> PAGEREF _Toc226453581 \h </w:instrText>
+              <w:instrText xml:space="preserve"> PAGEREF _Toc226554881 \h </w:instrText>
             </w:r>
             <w:r>
               <w:rPr>
@@ -761,7 +760,7 @@
                 <w:noProof/>
                 <w:webHidden/>
               </w:rPr>
-              <w:t>4</w:t>
+              <w:t>3</w:t>
             </w:r>
             <w:r>
               <w:rPr>
@@ -784,7 +783,7 @@
               <w:noProof/>
             </w:rPr>
           </w:pPr>
-          <w:hyperlink w:anchor="_Toc226453582" w:history="1">
+          <w:hyperlink w:anchor="_Toc226554882" w:history="1">
             <w:r>
               <w:rPr>
                 <w:rStyle w:val="Hyperlink"/>
@@ -805,21 +804,7 @@
                 <w:rStyle w:val="Hyperlink"/>
                 <w:noProof/>
               </w:rPr>
-              <w:t>Schemat</w:t>
-            </w:r>
-            <w:r>
-              <w:rPr>
-                <w:rStyle w:val="Hyperlink"/>
-                <w:noProof/>
-              </w:rPr>
-              <w:t>i</w:t>
-            </w:r>
-            <w:r>
-              <w:rPr>
-                <w:rStyle w:val="Hyperlink"/>
-                <w:noProof/>
-              </w:rPr>
-              <w:t>c</w:t>
+              <w:t>Gain Stages vs Ranges</w:t>
             </w:r>
             <w:r>
               <w:rPr>
@@ -840,7 +825,7 @@
                 <w:noProof/>
                 <w:webHidden/>
               </w:rPr>
-              <w:instrText xml:space="preserve"> PAGEREF _Toc226453582 \h </w:instrText>
+              <w:instrText xml:space="preserve"> PAGEREF _Toc226554882 \h </w:instrText>
             </w:r>
             <w:r>
               <w:rPr>
@@ -860,7 +845,7 @@
                 <w:noProof/>
                 <w:webHidden/>
               </w:rPr>
-              <w:t>5</w:t>
+              <w:t>4</w:t>
             </w:r>
             <w:r>
               <w:rPr>
@@ -883,7 +868,7 @@
               <w:noProof/>
             </w:rPr>
           </w:pPr>
-          <w:hyperlink w:anchor="_Toc226453583" w:history="1">
+          <w:hyperlink w:anchor="_Toc226554883" w:history="1">
             <w:r>
               <w:rPr>
                 <w:rStyle w:val="Hyperlink"/>
@@ -904,7 +889,7 @@
                 <w:rStyle w:val="Hyperlink"/>
                 <w:noProof/>
               </w:rPr>
-              <w:t>Voltage Range Setup</w:t>
+              <w:t>Schematic</w:t>
             </w:r>
             <w:r>
               <w:rPr>
@@ -925,7 +910,7 @@
                 <w:noProof/>
                 <w:webHidden/>
               </w:rPr>
-              <w:instrText xml:space="preserve"> PAGEREF _Toc226453583 \h </w:instrText>
+              <w:instrText xml:space="preserve"> PAGEREF _Toc226554883 \h </w:instrText>
             </w:r>
             <w:r>
               <w:rPr>
@@ -945,7 +930,7 @@
                 <w:noProof/>
                 <w:webHidden/>
               </w:rPr>
-              <w:t>11</w:t>
+              <w:t>5</w:t>
             </w:r>
             <w:r>
               <w:rPr>
@@ -968,7 +953,7 @@
               <w:noProof/>
             </w:rPr>
           </w:pPr>
-          <w:hyperlink w:anchor="_Toc226453584" w:history="1">
+          <w:hyperlink w:anchor="_Toc226554884" w:history="1">
             <w:r>
               <w:rPr>
                 <w:rStyle w:val="Hyperlink"/>
@@ -989,7 +974,7 @@
                 <w:rStyle w:val="Hyperlink"/>
                 <w:noProof/>
               </w:rPr>
-              <w:t>DVM Basic - 2 Ranges, Unipolar Input</w:t>
+              <w:t>Voltage Range Setup</w:t>
             </w:r>
             <w:r>
               <w:rPr>
@@ -1010,7 +995,7 @@
                 <w:noProof/>
                 <w:webHidden/>
               </w:rPr>
-              <w:instrText xml:space="preserve"> PAGEREF _Toc226453584 \h </w:instrText>
+              <w:instrText xml:space="preserve"> PAGEREF _Toc226554884 \h </w:instrText>
             </w:r>
             <w:r>
               <w:rPr>
@@ -1030,7 +1015,7 @@
                 <w:noProof/>
                 <w:webHidden/>
               </w:rPr>
-              <w:t>12</w:t>
+              <w:t>11</w:t>
             </w:r>
             <w:r>
               <w:rPr>
@@ -1053,7 +1038,7 @@
               <w:noProof/>
             </w:rPr>
           </w:pPr>
-          <w:hyperlink w:anchor="_Toc226453585" w:history="1">
+          <w:hyperlink w:anchor="_Toc226554885" w:history="1">
             <w:r>
               <w:rPr>
                 <w:rStyle w:val="Hyperlink"/>
@@ -1074,7 +1059,7 @@
                 <w:rStyle w:val="Hyperlink"/>
                 <w:noProof/>
               </w:rPr>
-              <w:t>DVM Advanced - 3 Ranges, Bipolar Input</w:t>
+              <w:t>DVM Basic - 2 Ranges, Unipolar Input</w:t>
             </w:r>
             <w:r>
               <w:rPr>
@@ -1095,7 +1080,7 @@
                 <w:noProof/>
                 <w:webHidden/>
               </w:rPr>
-              <w:instrText xml:space="preserve"> PAGEREF _Toc226453585 \h </w:instrText>
+              <w:instrText xml:space="preserve"> PAGEREF _Toc226554885 \h </w:instrText>
             </w:r>
             <w:r>
               <w:rPr>
@@ -1115,7 +1100,7 @@
                 <w:noProof/>
                 <w:webHidden/>
               </w:rPr>
-              <w:t>15</w:t>
+              <w:t>12</w:t>
             </w:r>
             <w:r>
               <w:rPr>
@@ -1138,7 +1123,7 @@
               <w:noProof/>
             </w:rPr>
           </w:pPr>
-          <w:hyperlink w:anchor="_Toc226453586" w:history="1">
+          <w:hyperlink w:anchor="_Toc226554886" w:history="1">
             <w:r>
               <w:rPr>
                 <w:rStyle w:val="Hyperlink"/>
@@ -1159,7 +1144,7 @@
                 <w:rStyle w:val="Hyperlink"/>
                 <w:noProof/>
               </w:rPr>
-              <w:t>Make it!</w:t>
+              <w:t>DVM Advanced - 3 Ranges, Bipolar Input</w:t>
             </w:r>
             <w:r>
               <w:rPr>
@@ -1180,7 +1165,7 @@
                 <w:noProof/>
                 <w:webHidden/>
               </w:rPr>
-              <w:instrText xml:space="preserve"> PAGEREF _Toc226453586 \h </w:instrText>
+              <w:instrText xml:space="preserve"> PAGEREF _Toc226554886 \h </w:instrText>
             </w:r>
             <w:r>
               <w:rPr>
@@ -1200,7 +1185,7 @@
                 <w:noProof/>
                 <w:webHidden/>
               </w:rPr>
-              <w:t>18</w:t>
+              <w:t>15</w:t>
             </w:r>
             <w:r>
               <w:rPr>
@@ -1223,7 +1208,7 @@
               <w:noProof/>
             </w:rPr>
           </w:pPr>
-          <w:hyperlink w:anchor="_Toc226453587" w:history="1">
+          <w:hyperlink w:anchor="_Toc226554887" w:history="1">
             <w:r>
               <w:rPr>
                 <w:rStyle w:val="Hyperlink"/>
@@ -1244,7 +1229,7 @@
                 <w:rStyle w:val="Hyperlink"/>
                 <w:noProof/>
               </w:rPr>
-              <w:t>Bonus Sections</w:t>
+              <w:t>Make it!</w:t>
             </w:r>
             <w:r>
               <w:rPr>
@@ -1265,7 +1250,92 @@
                 <w:noProof/>
                 <w:webHidden/>
               </w:rPr>
-              <w:instrText xml:space="preserve"> PAGEREF _Toc226453587 \h </w:instrText>
+              <w:instrText xml:space="preserve"> PAGEREF _Toc226554887 \h </w:instrText>
+            </w:r>
+            <w:r>
+              <w:rPr>
+                <w:noProof/>
+                <w:webHidden/>
+              </w:rPr>
+            </w:r>
+            <w:r>
+              <w:rPr>
+                <w:noProof/>
+                <w:webHidden/>
+              </w:rPr>
+              <w:fldChar w:fldCharType="separate"/>
+            </w:r>
+            <w:r>
+              <w:rPr>
+                <w:noProof/>
+                <w:webHidden/>
+              </w:rPr>
+              <w:t>18</w:t>
+            </w:r>
+            <w:r>
+              <w:rPr>
+                <w:noProof/>
+                <w:webHidden/>
+              </w:rPr>
+              <w:fldChar w:fldCharType="end"/>
+            </w:r>
+          </w:hyperlink>
+        </w:p>
+        <w:p>
+          <w:pPr>
+            <w:pStyle w:val="TOC1"/>
+            <w:tabs>
+              <w:tab w:val="left" w:pos="560"/>
+              <w:tab w:val="right" w:leader="dot" w:pos="9620"/>
+            </w:tabs>
+            <w:rPr>
+              <w:rFonts w:asciiTheme="minorHAnsi" w:eastAsiaTheme="minorEastAsia" w:hAnsiTheme="minorHAnsi" w:cstheme="minorBidi"/>
+              <w:noProof/>
+            </w:rPr>
+          </w:pPr>
+          <w:hyperlink w:anchor="_Toc226554888" w:history="1">
+            <w:r>
+              <w:rPr>
+                <w:rStyle w:val="Hyperlink"/>
+                <w:rFonts w:cstheme="minorHAnsi"/>
+                <w:noProof/>
+              </w:rPr>
+              <w:t>12</w:t>
+            </w:r>
+            <w:r>
+              <w:rPr>
+                <w:rFonts w:asciiTheme="minorHAnsi" w:eastAsiaTheme="minorEastAsia" w:hAnsiTheme="minorHAnsi" w:cstheme="minorBidi"/>
+                <w:noProof/>
+              </w:rPr>
+              <w:tab/>
+            </w:r>
+            <w:r>
+              <w:rPr>
+                <w:rStyle w:val="Hyperlink"/>
+                <w:noProof/>
+              </w:rPr>
+              <w:t>Bonus Sections</w:t>
+            </w:r>
+            <w:r>
+              <w:rPr>
+                <w:noProof/>
+                <w:webHidden/>
+              </w:rPr>
+              <w:tab/>
+            </w:r>
+            <w:r>
+              <w:rPr>
+                <w:noProof/>
+                <w:webHidden/>
+              </w:rPr>
+              <w:fldChar w:fldCharType="begin"/>
+            </w:r>
+            <w:r>
+              <w:rPr>
+                <w:noProof/>
+                <w:webHidden/>
+              </w:rPr>
+              <w:instrText xml:space="preserve"> PAGEREF _Toc226554888 \h </w:instrText>
             </w:r>
             <w:r>
               <w:rPr>
@@ -1307,7 +1377,7 @@
       <w:pPr>
         <w:pStyle w:val="Heading1"/>
       </w:pPr>
-      <w:bookmarkStart w:id="0" w:name="_Toc226453577"/>
+      <w:bookmarkStart w:id="0" w:name="_Toc226554877"/>
       <w:r>
         <w:lastRenderedPageBreak/>
         <w:t>Intro</w:t>
@@ -1416,9 +1486,6 @@
       <w:r>
         <w:t xml:space="preserve"> allow quick component changes</w:t>
       </w:r>
-      <w:r>
-        <w:t>.</w:t>
-      </w:r>
     </w:p>
     <w:p>
       <w:pPr>
@@ -1515,7 +1582,49 @@
           <w:i/>
           <w:iCs/>
         </w:rPr>
-        <w:t>Unipolar (pos input only) or Bipolar (pos/neg input)</w:t>
+        <w:t>Unipolar (</w:t>
+      </w:r>
+      <w:r>
+        <w:rPr>
+          <w:i/>
+          <w:iCs/>
+        </w:rPr>
+        <w:t>+</w:t>
+      </w:r>
+      <w:r>
+        <w:rPr>
+          <w:i/>
+          <w:iCs/>
+        </w:rPr>
+        <w:t xml:space="preserve"> input only) or Bipolar (</w:t>
+      </w:r>
+      <w:r>
+        <w:rPr>
+          <w:i/>
+          <w:iCs/>
+        </w:rPr>
+        <w:t>+</w:t>
+      </w:r>
+      <w:r>
+        <w:rPr>
+          <w:i/>
+          <w:iCs/>
+        </w:rPr>
+        <w:t>/</w:t>
+      </w:r>
+      <w:r>
+        <w:rPr>
+          <w:i/>
+          <w:iCs/>
+        </w:rPr>
+        <w:t>-</w:t>
+      </w:r>
+      <w:r>
+        <w:rPr>
+          <w:i/>
+          <w:iCs/>
+        </w:rPr>
+        <w:t xml:space="preserve"> input)</w:t>
       </w:r>
     </w:p>
     <w:p>
@@ -1647,7 +1756,7 @@
       <w:pPr>
         <w:pStyle w:val="Heading1"/>
       </w:pPr>
-      <w:bookmarkStart w:id="1" w:name="_Toc226453578"/>
+      <w:bookmarkStart w:id="1" w:name="_Toc226554878"/>
       <w:r>
         <w:t>Overview</w:t>
       </w:r>
@@ -1920,12 +2029,257 @@
       <w:pPr>
         <w:pStyle w:val="Heading1"/>
       </w:pPr>
-      <w:bookmarkStart w:id="2" w:name="_Toc226453579"/>
+      <w:bookmarkStart w:id="2" w:name="_Toc226554879"/>
       <w:r>
         <w:lastRenderedPageBreak/>
+        <w:t>Applications</w:t>
+      </w:r>
+      <w:bookmarkEnd w:id="2"/>
+    </w:p>
+    <w:p>
+      <w:r>
+        <w:t xml:space="preserve">Here’s just a few of </w:t>
+      </w:r>
+      <w:r>
+        <w:t xml:space="preserve">the </w:t>
+      </w:r>
+      <w:r>
+        <w:t>real-world measurement</w:t>
+      </w:r>
+      <w:r>
+        <w:t>s</w:t>
+      </w:r>
+      <w:r>
+        <w:t xml:space="preserve"> need</w:t>
+      </w:r>
+      <w:r>
+        <w:t>ed</w:t>
+      </w:r>
+      <w:r>
+        <w:t xml:space="preserve"> across the ranges,</w:t>
+      </w:r>
+    </w:p>
+    <w:p>
+      <w:pPr>
+        <w:pStyle w:val="ListParagraph"/>
+        <w:numPr>
+          <w:ilvl w:val="0"/>
+          <w:numId w:val="21"/>
+        </w:numPr>
+      </w:pPr>
+      <w:r>
+        <w:t xml:space="preserve">1V Range </w:t>
+      </w:r>
+      <w:r>
+        <w:t>-</w:t>
+      </w:r>
+      <w:r>
+        <w:t xml:space="preserve"> </w:t>
+      </w:r>
+      <w:r>
+        <w:t xml:space="preserve">diodes, </w:t>
+      </w:r>
+      <w:r>
+        <w:t>p</w:t>
+      </w:r>
+      <w:r>
+        <w:t>ressure</w:t>
+      </w:r>
+      <w:r>
+        <w:t xml:space="preserve"> </w:t>
+      </w:r>
+      <w:r>
+        <w:t xml:space="preserve">/ </w:t>
+      </w:r>
+      <w:r>
+        <w:t xml:space="preserve">temperature sensors, </w:t>
+      </w:r>
+      <w:r>
+        <w:t>current sense voltages</w:t>
+      </w:r>
+      <w:r>
+        <w:t>.</w:t>
+      </w:r>
+    </w:p>
+    <w:p>
+      <w:pPr>
+        <w:pStyle w:val="ListParagraph"/>
+        <w:numPr>
+          <w:ilvl w:val="0"/>
+          <w:numId w:val="21"/>
+        </w:numPr>
+      </w:pPr>
+      <w:r>
+        <w:t xml:space="preserve">5V Range </w:t>
+      </w:r>
+      <w:r>
+        <w:t>-</w:t>
+      </w:r>
+      <w:r>
+        <w:t xml:space="preserve"> 1.5V </w:t>
+      </w:r>
+      <w:r>
+        <w:t>h</w:t>
+      </w:r>
+      <w:r>
+        <w:t xml:space="preserve">ousehold batteries, </w:t>
+      </w:r>
+      <w:r>
+        <w:t xml:space="preserve">3.3V </w:t>
+      </w:r>
+      <w:r>
+        <w:t xml:space="preserve">/ </w:t>
+      </w:r>
+      <w:r>
+        <w:t>5V</w:t>
+      </w:r>
+      <w:r>
+        <w:t xml:space="preserve"> </w:t>
+      </w:r>
+      <w:r>
+        <w:t>supplies</w:t>
+      </w:r>
+      <w:r>
+        <w:t xml:space="preserve">, </w:t>
+      </w:r>
+      <w:r>
+        <w:t xml:space="preserve">4V </w:t>
+      </w:r>
+      <w:r>
+        <w:t>power</w:t>
+      </w:r>
+      <w:r>
+        <w:t>-</w:t>
+      </w:r>
+      <w:r>
+        <w:t>tool batteries.</w:t>
+      </w:r>
+    </w:p>
+    <w:p>
+      <w:pPr>
+        <w:pStyle w:val="ListParagraph"/>
+        <w:numPr>
+          <w:ilvl w:val="0"/>
+          <w:numId w:val="21"/>
+        </w:numPr>
+      </w:pPr>
+      <w:r>
+        <w:t xml:space="preserve">25V Range </w:t>
+      </w:r>
+      <w:r>
+        <w:t>-</w:t>
+      </w:r>
+      <w:r>
+        <w:t xml:space="preserve"> </w:t>
+      </w:r>
+      <w:r>
+        <w:t xml:space="preserve">9V household </w:t>
+      </w:r>
+      <w:r>
+        <w:t>/</w:t>
+      </w:r>
+      <w:r>
+        <w:t xml:space="preserve"> </w:t>
+      </w:r>
+      <w:r>
+        <w:t>12V auto batteries</w:t>
+      </w:r>
+      <w:r>
+        <w:t xml:space="preserve">, </w:t>
+      </w:r>
+      <w:r>
+        <w:t xml:space="preserve">15V supplies, </w:t>
+      </w:r>
+      <w:r>
+        <w:t>18V solar</w:t>
+      </w:r>
+      <w:r>
+        <w:t xml:space="preserve"> </w:t>
+      </w:r>
+      <w:r>
+        <w:t>cell</w:t>
+      </w:r>
+    </w:p>
+    <w:p>
+      <w:pPr>
+        <w:rPr>
+          <w:i/>
+          <w:iCs/>
+        </w:rPr>
+      </w:pPr>
+      <w:r>
+        <w:rPr>
+          <w:i/>
+          <w:iCs/>
+        </w:rPr>
+        <w:t>NOTE: You can customize the</w:t>
+      </w:r>
+      <w:r>
+        <w:rPr>
+          <w:i/>
+          <w:iCs/>
+        </w:rPr>
+        <w:t xml:space="preserve"> </w:t>
+      </w:r>
+      <w:r>
+        <w:rPr>
+          <w:i/>
+          <w:iCs/>
+        </w:rPr>
+        <w:t xml:space="preserve">1V / 25V </w:t>
+      </w:r>
+      <w:r>
+        <w:rPr>
+          <w:i/>
+          <w:iCs/>
+        </w:rPr>
+        <w:t>ranges for your application (</w:t>
+      </w:r>
+      <w:r>
+        <w:rPr>
+          <w:i/>
+          <w:iCs/>
+        </w:rPr>
+        <w:t>48V eBike batteries</w:t>
+      </w:r>
+      <w:r>
+        <w:rPr>
+          <w:i/>
+          <w:iCs/>
+        </w:rPr>
+        <w:t xml:space="preserve"> for example</w:t>
+      </w:r>
+      <w:r>
+        <w:rPr>
+          <w:i/>
+          <w:iCs/>
+        </w:rPr>
+        <w:t>).</w:t>
+      </w:r>
+      <w:r>
+        <w:rPr>
+          <w:i/>
+          <w:iCs/>
+        </w:rPr>
+        <w:t xml:space="preserve"> See Make It!</w:t>
+      </w:r>
+      <w:r>
+        <w:rPr>
+          <w:i/>
+          <w:iCs/>
+        </w:rPr>
+        <w:t xml:space="preserve"> Section.</w:t>
+      </w:r>
+    </w:p>
+    <w:p>
+      <w:pPr>
+        <w:pStyle w:val="Heading1"/>
+      </w:pPr>
+      <w:bookmarkStart w:id="3" w:name="_Toc226554880"/>
+      <w:r>
         <w:t>Block Diagram</w:t>
       </w:r>
-      <w:bookmarkEnd w:id="2"/>
+      <w:bookmarkEnd w:id="3"/>
     </w:p>
     <w:p>
       <w:r>
@@ -1947,13 +2301,7 @@
         <w:t xml:space="preserve">. Customize </w:t>
       </w:r>
       <w:r>
-        <w:t xml:space="preserve">for </w:t>
-      </w:r>
-      <w:r>
-        <w:t xml:space="preserve">desired </w:t>
-      </w:r>
-      <w:r>
-        <w:t>functionality</w:t>
+        <w:t>for functionality</w:t>
       </w:r>
       <w:r>
         <w:t xml:space="preserve"> as well as your learning goals.</w:t>
@@ -1965,9 +2313,9 @@
           <w:noProof/>
         </w:rPr>
         <w:drawing>
-          <wp:inline distT="0" distB="0" distL="0" distR="0" wp14:anchorId="76F0ED95" wp14:editId="5ACAF883">
-            <wp:extent cx="5181600" cy="2866488"/>
-            <wp:effectExtent l="0" t="0" r="0" b="0"/>
+          <wp:inline distT="0" distB="0" distL="0" distR="0" wp14:anchorId="76F0ED95" wp14:editId="5DE2A392">
+            <wp:extent cx="4800336" cy="2528570"/>
+            <wp:effectExtent l="0" t="0" r="635" b="5080"/>
             <wp:docPr id="1981535099" name="Picture 1"/>
             <wp:cNvGraphicFramePr>
               <a:graphicFrameLocks xmlns:a="http://schemas.openxmlformats.org/drawingml/2006/main" noChangeAspect="1"/>
@@ -1979,20 +2327,29 @@
                     <pic:cNvPr id="1981535099" name=""/>
                     <pic:cNvPicPr/>
                   </pic:nvPicPr>
-                  <pic:blipFill>
+                  <pic:blipFill rotWithShape="1">
                     <a:blip r:embed="rId8"/>
+                    <a:srcRect t="4782"/>
                     <a:stretch>
                       <a:fillRect/>
                     </a:stretch>
                   </pic:blipFill>
-                  <pic:spPr>
+                  <pic:spPr bwMode="auto">
                     <a:xfrm>
                       <a:off x="0" y="0"/>
-                      <a:ext cx="5195883" cy="2874389"/>
+                      <a:ext cx="4818864" cy="2538330"/>
                     </a:xfrm>
                     <a:prstGeom prst="rect">
                       <a:avLst/>
                     </a:prstGeom>
+                    <a:ln>
+                      <a:noFill/>
+                    </a:ln>
+                    <a:extLst>
+                      <a:ext uri="{53640926-AAD7-44D8-BBD7-CCE9431645EC}">
+                        <a14:shadowObscured xmlns:a14="http://schemas.microsoft.com/office/drawing/2010/main"/>
+                      </a:ext>
+                    </a:extLst>
                   </pic:spPr>
                 </pic:pic>
               </a:graphicData>
@@ -2001,20 +2358,28 @@
         </w:drawing>
       </w:r>
     </w:p>
-    <w:p/>
     <w:p>
       <w:pPr>
         <w:pStyle w:val="Heading1"/>
       </w:pPr>
-      <w:bookmarkStart w:id="3" w:name="_Toc226453580"/>
+      <w:bookmarkStart w:id="4" w:name="_Toc226554881"/>
       <w:r>
         <w:t>Simplified Signal Flow</w:t>
       </w:r>
-      <w:bookmarkEnd w:id="3"/>
-    </w:p>
-    <w:p>
-      <w:r>
-        <w:t xml:space="preserve">The simplified schematic below shows the main </w:t>
+      <w:bookmarkEnd w:id="4"/>
+    </w:p>
+    <w:p>
+      <w:r>
+        <w:t xml:space="preserve">The simplified </w:t>
+      </w:r>
+      <w:r>
+        <w:t xml:space="preserve">diagram </w:t>
+      </w:r>
+      <w:r>
+        <w:t xml:space="preserve">below </w:t>
+      </w:r>
+      <w:r>
+        <w:t xml:space="preserve">shows the main </w:t>
       </w:r>
       <w:r>
         <w:t xml:space="preserve">path of the measured </w:t>
@@ -2029,9 +2394,9 @@
           <w:noProof/>
         </w:rPr>
         <w:drawing>
-          <wp:inline distT="0" distB="0" distL="0" distR="0" wp14:anchorId="2A1DA77B" wp14:editId="1EE180BC">
-            <wp:extent cx="6454079" cy="2429933"/>
-            <wp:effectExtent l="0" t="0" r="4445" b="8890"/>
+          <wp:inline distT="0" distB="0" distL="0" distR="0" wp14:anchorId="2A1DA77B" wp14:editId="57B6CF89">
+            <wp:extent cx="6409106" cy="2413000"/>
+            <wp:effectExtent l="0" t="0" r="0" b="6350"/>
             <wp:docPr id="6" name="Picture 5">
               <a:extLst xmlns:a="http://schemas.openxmlformats.org/drawingml/2006/main">
                 <a:ext uri="{FF2B5EF4-FFF2-40B4-BE49-F238E27FC236}">
@@ -2066,7 +2431,7 @@
                   <pic:spPr>
                     <a:xfrm>
                       <a:off x="0" y="0"/>
-                      <a:ext cx="6461265" cy="2432638"/>
+                      <a:ext cx="6432727" cy="2421893"/>
                     </a:xfrm>
                     <a:prstGeom prst="rect">
                       <a:avLst/>
@@ -2081,6 +2446,17 @@
     </w:p>
     <w:p>
       <w:pPr>
+        <w:pStyle w:val="Heading1"/>
+      </w:pPr>
+      <w:bookmarkStart w:id="5" w:name="_Toc226554882"/>
+      <w:r>
+        <w:lastRenderedPageBreak/>
+        <w:t>Gain Stages vs Ranges</w:t>
+      </w:r>
+      <w:bookmarkEnd w:id="5"/>
+    </w:p>
+    <w:p>
+      <w:pPr>
         <w:rPr>
           <w:rFonts w:eastAsia="Times New Roman"/>
           <w:i/>
@@ -2093,34 +2469,6 @@
         </w:rPr>
       </w:pPr>
       <w:r>
-        <w:br w:type="page"/>
-      </w:r>
-    </w:p>
-    <w:p>
-      <w:pPr>
-        <w:pStyle w:val="Heading1"/>
-      </w:pPr>
-      <w:bookmarkStart w:id="4" w:name="_Toc226453581"/>
-      <w:r>
-        <w:lastRenderedPageBreak/>
-        <w:t>Gain Stages vs Ranges</w:t>
-      </w:r>
-      <w:bookmarkEnd w:id="4"/>
-    </w:p>
-    <w:p>
-      <w:pPr>
-        <w:rPr>
-          <w:rFonts w:eastAsia="Times New Roman"/>
-          <w:i/>
-          <w:iCs/>
-          <w:color w:val="000000"/>
-          <w:kern w:val="0"/>
-          <w:sz w:val="40"/>
-          <w:szCs w:val="40"/>
-          <w14:ligatures w14:val="none"/>
-        </w:rPr>
-      </w:pPr>
-      <w:r>
         <w:t>How can you achieve three voltage ranges</w:t>
       </w:r>
       <w:r>
@@ -2130,7 +2478,19 @@
         <w:t xml:space="preserve">The </w:t>
       </w:r>
       <w:r>
-        <w:t>RED highlight shows a CLOSED switch.</w:t>
+        <w:t xml:space="preserve">RED </w:t>
+      </w:r>
+      <w:r>
+        <w:t xml:space="preserve">shading </w:t>
+      </w:r>
+      <w:r>
+        <w:t>shows CLOSED switch</w:t>
+      </w:r>
+      <w:r>
+        <w:t>es</w:t>
+      </w:r>
+      <w:r>
+        <w:t>.</w:t>
       </w:r>
     </w:p>
     <w:p>
@@ -2275,12 +2635,12 @@
       <w:pPr>
         <w:pStyle w:val="Heading1"/>
       </w:pPr>
-      <w:bookmarkStart w:id="5" w:name="_Toc226453582"/>
+      <w:bookmarkStart w:id="6" w:name="_Toc226554883"/>
       <w:r>
         <w:lastRenderedPageBreak/>
         <w:t>Schematic</w:t>
       </w:r>
-      <w:bookmarkEnd w:id="5"/>
+      <w:bookmarkEnd w:id="6"/>
     </w:p>
     <w:p>
       <w:r>
@@ -4646,7 +5006,7 @@
       <w:pPr>
         <w:pStyle w:val="Heading1"/>
       </w:pPr>
-      <w:bookmarkStart w:id="6" w:name="_Toc226453583"/>
+      <w:bookmarkStart w:id="7" w:name="_Toc226554884"/>
       <w:r>
         <w:lastRenderedPageBreak/>
         <w:t xml:space="preserve">Voltage </w:t>
@@ -4657,7 +5017,7 @@
       <w:r>
         <w:t>Setup</w:t>
       </w:r>
-      <w:bookmarkEnd w:id="6"/>
+      <w:bookmarkEnd w:id="7"/>
     </w:p>
     <w:p>
       <w:pPr>
@@ -6037,7 +6397,7 @@
       <w:pPr>
         <w:pStyle w:val="Heading1"/>
       </w:pPr>
-      <w:bookmarkStart w:id="7" w:name="_Toc226453584"/>
+      <w:bookmarkStart w:id="8" w:name="_Toc226554885"/>
       <w:r>
         <w:lastRenderedPageBreak/>
         <w:t xml:space="preserve">DVM Basic - </w:t>
@@ -6048,7 +6408,7 @@
       <w:r>
         <w:t xml:space="preserve"> Ranges, Unipolar Input</w:t>
       </w:r>
-      <w:bookmarkEnd w:id="7"/>
+      <w:bookmarkEnd w:id="8"/>
     </w:p>
     <w:p>
       <w:r>
@@ -7141,12 +7501,12 @@
       <w:pPr>
         <w:pStyle w:val="Heading1"/>
       </w:pPr>
-      <w:bookmarkStart w:id="8" w:name="_Toc226453585"/>
+      <w:bookmarkStart w:id="9" w:name="_Toc226554886"/>
       <w:r>
         <w:lastRenderedPageBreak/>
         <w:t>DVM Advanced - 3 Ranges, Bipolar Input</w:t>
       </w:r>
-      <w:bookmarkEnd w:id="8"/>
+      <w:bookmarkEnd w:id="9"/>
     </w:p>
     <w:p>
       <w:r>
@@ -7351,7 +7711,7 @@
           <w:noProof/>
         </w:rPr>
         <w:drawing>
-          <wp:anchor distT="0" distB="0" distL="114300" distR="114300" simplePos="0" relativeHeight="251670528" behindDoc="0" locked="0" layoutInCell="1" allowOverlap="1" wp14:anchorId="6E4F2104" wp14:editId="401923F5">
+          <wp:anchor distT="0" distB="0" distL="114300" distR="114300" simplePos="0" relativeHeight="251670528" behindDoc="0" locked="0" layoutInCell="1" allowOverlap="1" wp14:anchorId="6E4F2104" wp14:editId="038E100F">
             <wp:simplePos x="0" y="0"/>
             <wp:positionH relativeFrom="column">
               <wp:posOffset>-330200</wp:posOffset>
@@ -8363,7 +8723,7 @@
         <w:pStyle w:val="Heading1"/>
         <w:ind w:left="540" w:hanging="540"/>
       </w:pPr>
-      <w:bookmarkStart w:id="9" w:name="_Toc226453586"/>
+      <w:bookmarkStart w:id="10" w:name="_Toc226554887"/>
       <w:r>
         <w:lastRenderedPageBreak/>
         <w:t xml:space="preserve">Make </w:t>
@@ -8371,7 +8731,7 @@
       <w:r>
         <w:t>it!</w:t>
       </w:r>
-      <w:bookmarkEnd w:id="9"/>
+      <w:bookmarkEnd w:id="10"/>
     </w:p>
     <w:p>
       <w:r>
@@ -8454,6 +8814,52 @@
       </w:r>
       <w:r>
         <w:t>, &gt;25V</w:t>
+      </w:r>
+    </w:p>
+    <w:p/>
+    <w:p>
+      <w:r>
+        <w:t xml:space="preserve">You can </w:t>
+      </w:r>
+      <w:r>
+        <w:rPr>
+          <w:b/>
+          <w:bCs/>
+        </w:rPr>
+        <w:t>customize the high and low ranges</w:t>
+      </w:r>
+      <w:r>
+        <w:t xml:space="preserve"> for your application.</w:t>
+      </w:r>
+    </w:p>
+    <w:p>
+      <w:pPr>
+        <w:pStyle w:val="ListParagraph"/>
+        <w:numPr>
+          <w:ilvl w:val="0"/>
+          <w:numId w:val="22"/>
+        </w:numPr>
+      </w:pPr>
+      <w:r>
+        <w:t xml:space="preserve">High Range (25V default) – </w:t>
+      </w:r>
+      <w:r>
+        <w:t>a</w:t>
+      </w:r>
+      <w:r>
+        <w:t>djust R1, R2</w:t>
+      </w:r>
+    </w:p>
+    <w:p>
+      <w:pPr>
+        <w:pStyle w:val="ListParagraph"/>
+        <w:numPr>
+          <w:ilvl w:val="0"/>
+          <w:numId w:val="22"/>
+        </w:numPr>
+      </w:pPr>
+      <w:r>
+        <w:t>Low Range (1V default) – adjust R6, R5</w:t>
       </w:r>
     </w:p>
     <w:p/>
@@ -16598,12 +17004,12 @@
         <w:pStyle w:val="Heading1"/>
         <w:ind w:left="540" w:hanging="540"/>
       </w:pPr>
-      <w:bookmarkStart w:id="10" w:name="_Toc226453587"/>
+      <w:bookmarkStart w:id="11" w:name="_Toc226554888"/>
       <w:r>
         <w:lastRenderedPageBreak/>
         <w:t>Bonus Sections</w:t>
       </w:r>
-      <w:bookmarkEnd w:id="10"/>
+      <w:bookmarkEnd w:id="11"/>
     </w:p>
     <w:p>
       <w:pPr>
@@ -17690,7 +18096,7 @@
         </w:rPr>
         <w:t xml:space="preserve"> </w:t>
       </w:r>
-      <w:bookmarkStart w:id="11" w:name="_Hlk218076606"/>
+      <w:bookmarkStart w:id="12" w:name="_Hlk218076606"/>
       <w:r>
         <w:t>Key to analog success:</w:t>
       </w:r>
@@ -17816,7 +18222,7 @@
       <w:r>
         <w:t>.</w:t>
       </w:r>
-      <w:bookmarkEnd w:id="11"/>
+      <w:bookmarkEnd w:id="12"/>
     </w:p>
     <w:p/>
     <w:p>
@@ -17834,6 +18240,9 @@
         <w:jc w:val="center"/>
       </w:pPr>
       <w:r>
+        <w:rPr>
+          <w:noProof/>
+        </w:rPr>
         <w:drawing>
           <wp:inline distT="0" distB="0" distL="0" distR="0" wp14:anchorId="71EAE693" wp14:editId="53DE0388">
             <wp:extent cx="8401699" cy="4861317"/>
@@ -19004,9 +19413,9 @@
     </w:lvl>
   </w:abstractNum>
   <w:abstractNum w:abstractNumId="8" w15:restartNumberingAfterBreak="0">
-    <w:nsid w:val="403B57AE"/>
+    <w:nsid w:val="2E246946"/>
     <w:multiLevelType w:val="hybridMultilevel"/>
-    <w:tmpl w:val="CC9C3950"/>
+    <w:tmpl w:val="ECD67492"/>
     <w:lvl w:ilvl="0" w:tplc="04090001">
       <w:start w:val="1"/>
       <w:numFmt w:val="bullet"/>
@@ -19117,6 +19526,119 @@
     </w:lvl>
   </w:abstractNum>
   <w:abstractNum w:abstractNumId="9" w15:restartNumberingAfterBreak="0">
+    <w:nsid w:val="403B57AE"/>
+    <w:multiLevelType w:val="hybridMultilevel"/>
+    <w:tmpl w:val="CC9C3950"/>
+    <w:lvl w:ilvl="0" w:tplc="04090001">
+      <w:start w:val="1"/>
+      <w:numFmt w:val="bullet"/>
+      <w:lvlText w:val=""/>
+      <w:lvlJc w:val="left"/>
+      <w:pPr>
+        <w:ind w:left="720" w:hanging="360"/>
+      </w:pPr>
+      <w:rPr>
+        <w:rFonts w:ascii="Symbol" w:hAnsi="Symbol" w:hint="default"/>
+      </w:rPr>
+    </w:lvl>
+    <w:lvl w:ilvl="1" w:tplc="04090003" w:tentative="1">
+      <w:start w:val="1"/>
+      <w:numFmt w:val="bullet"/>
+      <w:lvlText w:val="o"/>
+      <w:lvlJc w:val="left"/>
+      <w:pPr>
+        <w:ind w:left="1440" w:hanging="360"/>
+      </w:pPr>
+      <w:rPr>
+        <w:rFonts w:ascii="Courier New" w:hAnsi="Courier New" w:cs="Courier New" w:hint="default"/>
+      </w:rPr>
+    </w:lvl>
+    <w:lvl w:ilvl="2" w:tplc="04090005" w:tentative="1">
+      <w:start w:val="1"/>
+      <w:numFmt w:val="bullet"/>
+      <w:lvlText w:val=""/>
+      <w:lvlJc w:val="left"/>
+      <w:pPr>
+        <w:ind w:left="2160" w:hanging="360"/>
+      </w:pPr>
+      <w:rPr>
+        <w:rFonts w:ascii="Wingdings" w:hAnsi="Wingdings" w:hint="default"/>
+      </w:rPr>
+    </w:lvl>
+    <w:lvl w:ilvl="3" w:tplc="04090001" w:tentative="1">
+      <w:start w:val="1"/>
+      <w:numFmt w:val="bullet"/>
+      <w:lvlText w:val=""/>
+      <w:lvlJc w:val="left"/>
+      <w:pPr>
+        <w:ind w:left="2880" w:hanging="360"/>
+      </w:pPr>
+      <w:rPr>
+        <w:rFonts w:ascii="Symbol" w:hAnsi="Symbol" w:hint="default"/>
+      </w:rPr>
+    </w:lvl>
+    <w:lvl w:ilvl="4" w:tplc="04090003" w:tentative="1">
+      <w:start w:val="1"/>
+      <w:numFmt w:val="bullet"/>
+      <w:lvlText w:val="o"/>
+      <w:lvlJc w:val="left"/>
+      <w:pPr>
+        <w:ind w:left="3600" w:hanging="360"/>
+      </w:pPr>
+      <w:rPr>
+        <w:rFonts w:ascii="Courier New" w:hAnsi="Courier New" w:cs="Courier New" w:hint="default"/>
+      </w:rPr>
+    </w:lvl>
+    <w:lvl w:ilvl="5" w:tplc="04090005" w:tentative="1">
+      <w:start w:val="1"/>
+      <w:numFmt w:val="bullet"/>
+      <w:lvlText w:val=""/>
+      <w:lvlJc w:val="left"/>
+      <w:pPr>
+        <w:ind w:left="4320" w:hanging="360"/>
+      </w:pPr>
+      <w:rPr>
+        <w:rFonts w:ascii="Wingdings" w:hAnsi="Wingdings" w:hint="default"/>
+      </w:rPr>
+    </w:lvl>
+    <w:lvl w:ilvl="6" w:tplc="04090001" w:tentative="1">
+      <w:start w:val="1"/>
+      <w:numFmt w:val="bullet"/>
+      <w:lvlText w:val=""/>
+      <w:lvlJc w:val="left"/>
+      <w:pPr>
+        <w:ind w:left="5040" w:hanging="360"/>
+      </w:pPr>
+      <w:rPr>
+        <w:rFonts w:ascii="Symbol" w:hAnsi="Symbol" w:hint="default"/>
+      </w:rPr>
+    </w:lvl>
+    <w:lvl w:ilvl="7" w:tplc="04090003" w:tentative="1">
+      <w:start w:val="1"/>
+      <w:numFmt w:val="bullet"/>
+      <w:lvlText w:val="o"/>
+      <w:lvlJc w:val="left"/>
+      <w:pPr>
+        <w:ind w:left="5760" w:hanging="360"/>
+      </w:pPr>
+      <w:rPr>
+        <w:rFonts w:ascii="Courier New" w:hAnsi="Courier New" w:cs="Courier New" w:hint="default"/>
+      </w:rPr>
+    </w:lvl>
+    <w:lvl w:ilvl="8" w:tplc="04090005" w:tentative="1">
+      <w:start w:val="1"/>
+      <w:numFmt w:val="bullet"/>
+      <w:lvlText w:val=""/>
+      <w:lvlJc w:val="left"/>
+      <w:pPr>
+        <w:ind w:left="6480" w:hanging="360"/>
+      </w:pPr>
+      <w:rPr>
+        <w:rFonts w:ascii="Wingdings" w:hAnsi="Wingdings" w:hint="default"/>
+      </w:rPr>
+    </w:lvl>
+  </w:abstractNum>
+  <w:abstractNum w:abstractNumId="10" w15:restartNumberingAfterBreak="0">
     <w:nsid w:val="43E20939"/>
     <w:multiLevelType w:val="hybridMultilevel"/>
     <w:tmpl w:val="A66C0B58"/>
@@ -19229,7 +19751,7 @@
       </w:rPr>
     </w:lvl>
   </w:abstractNum>
-  <w:abstractNum w:abstractNumId="10" w15:restartNumberingAfterBreak="0">
+  <w:abstractNum w:abstractNumId="11" w15:restartNumberingAfterBreak="0">
     <w:nsid w:val="44535C3E"/>
     <w:multiLevelType w:val="hybridMultilevel"/>
     <w:tmpl w:val="E5D6D89A"/>
@@ -19342,7 +19864,120 @@
       </w:rPr>
     </w:lvl>
   </w:abstractNum>
-  <w:abstractNum w:abstractNumId="11" w15:restartNumberingAfterBreak="0">
+  <w:abstractNum w:abstractNumId="12" w15:restartNumberingAfterBreak="0">
+    <w:nsid w:val="4A7C4936"/>
+    <w:multiLevelType w:val="hybridMultilevel"/>
+    <w:tmpl w:val="C2C44C26"/>
+    <w:lvl w:ilvl="0" w:tplc="04090001">
+      <w:start w:val="1"/>
+      <w:numFmt w:val="bullet"/>
+      <w:lvlText w:val=""/>
+      <w:lvlJc w:val="left"/>
+      <w:pPr>
+        <w:ind w:left="720" w:hanging="360"/>
+      </w:pPr>
+      <w:rPr>
+        <w:rFonts w:ascii="Symbol" w:hAnsi="Symbol" w:hint="default"/>
+      </w:rPr>
+    </w:lvl>
+    <w:lvl w:ilvl="1" w:tplc="04090003" w:tentative="1">
+      <w:start w:val="1"/>
+      <w:numFmt w:val="bullet"/>
+      <w:lvlText w:val="o"/>
+      <w:lvlJc w:val="left"/>
+      <w:pPr>
+        <w:ind w:left="1440" w:hanging="360"/>
+      </w:pPr>
+      <w:rPr>
+        <w:rFonts w:ascii="Courier New" w:hAnsi="Courier New" w:cs="Courier New" w:hint="default"/>
+      </w:rPr>
+    </w:lvl>
+    <w:lvl w:ilvl="2" w:tplc="04090005" w:tentative="1">
+      <w:start w:val="1"/>
+      <w:numFmt w:val="bullet"/>
+      <w:lvlText w:val=""/>
+      <w:lvlJc w:val="left"/>
+      <w:pPr>
+        <w:ind w:left="2160" w:hanging="360"/>
+      </w:pPr>
+      <w:rPr>
+        <w:rFonts w:ascii="Wingdings" w:hAnsi="Wingdings" w:hint="default"/>
+      </w:rPr>
+    </w:lvl>
+    <w:lvl w:ilvl="3" w:tplc="04090001" w:tentative="1">
+      <w:start w:val="1"/>
+      <w:numFmt w:val="bullet"/>
+      <w:lvlText w:val=""/>
+      <w:lvlJc w:val="left"/>
+      <w:pPr>
+        <w:ind w:left="2880" w:hanging="360"/>
+      </w:pPr>
+      <w:rPr>
+        <w:rFonts w:ascii="Symbol" w:hAnsi="Symbol" w:hint="default"/>
+      </w:rPr>
+    </w:lvl>
+    <w:lvl w:ilvl="4" w:tplc="04090003" w:tentative="1">
+      <w:start w:val="1"/>
+      <w:numFmt w:val="bullet"/>
+      <w:lvlText w:val="o"/>
+      <w:lvlJc w:val="left"/>
+      <w:pPr>
+        <w:ind w:left="3600" w:hanging="360"/>
+      </w:pPr>
+      <w:rPr>
+        <w:rFonts w:ascii="Courier New" w:hAnsi="Courier New" w:cs="Courier New" w:hint="default"/>
+      </w:rPr>
+    </w:lvl>
+    <w:lvl w:ilvl="5" w:tplc="04090005" w:tentative="1">
+      <w:start w:val="1"/>
+      <w:numFmt w:val="bullet"/>
+      <w:lvlText w:val=""/>
+      <w:lvlJc w:val="left"/>
+      <w:pPr>
+        <w:ind w:left="4320" w:hanging="360"/>
+      </w:pPr>
+      <w:rPr>
+        <w:rFonts w:ascii="Wingdings" w:hAnsi="Wingdings" w:hint="default"/>
+      </w:rPr>
+    </w:lvl>
+    <w:lvl w:ilvl="6" w:tplc="04090001" w:tentative="1">
+      <w:start w:val="1"/>
+      <w:numFmt w:val="bullet"/>
+      <w:lvlText w:val=""/>
+      <w:lvlJc w:val="left"/>
+      <w:pPr>
+        <w:ind w:left="5040" w:hanging="360"/>
+      </w:pPr>
+      <w:rPr>
+        <w:rFonts w:ascii="Symbol" w:hAnsi="Symbol" w:hint="default"/>
+      </w:rPr>
+    </w:lvl>
+    <w:lvl w:ilvl="7" w:tplc="04090003" w:tentative="1">
+      <w:start w:val="1"/>
+      <w:numFmt w:val="bullet"/>
+      <w:lvlText w:val="o"/>
+      <w:lvlJc w:val="left"/>
+      <w:pPr>
+        <w:ind w:left="5760" w:hanging="360"/>
+      </w:pPr>
+      <w:rPr>
+        <w:rFonts w:ascii="Courier New" w:hAnsi="Courier New" w:cs="Courier New" w:hint="default"/>
+      </w:rPr>
+    </w:lvl>
+    <w:lvl w:ilvl="8" w:tplc="04090005" w:tentative="1">
+      <w:start w:val="1"/>
+      <w:numFmt w:val="bullet"/>
+      <w:lvlText w:val=""/>
+      <w:lvlJc w:val="left"/>
+      <w:pPr>
+        <w:ind w:left="6480" w:hanging="360"/>
+      </w:pPr>
+      <w:rPr>
+        <w:rFonts w:ascii="Wingdings" w:hAnsi="Wingdings" w:hint="default"/>
+      </w:rPr>
+    </w:lvl>
+  </w:abstractNum>
+  <w:abstractNum w:abstractNumId="13" w15:restartNumberingAfterBreak="0">
     <w:nsid w:val="4B4B477E"/>
     <w:multiLevelType w:val="multilevel"/>
     <w:tmpl w:val="D486D3BE"/>
@@ -19491,7 +20126,7 @@
       </w:rPr>
     </w:lvl>
   </w:abstractNum>
-  <w:abstractNum w:abstractNumId="12" w15:restartNumberingAfterBreak="0">
+  <w:abstractNum w:abstractNumId="14" w15:restartNumberingAfterBreak="0">
     <w:nsid w:val="4BCE6572"/>
     <w:multiLevelType w:val="hybridMultilevel"/>
     <w:tmpl w:val="525287C0"/>
@@ -19604,7 +20239,7 @@
       </w:rPr>
     </w:lvl>
   </w:abstractNum>
-  <w:abstractNum w:abstractNumId="13" w15:restartNumberingAfterBreak="0">
+  <w:abstractNum w:abstractNumId="15" w15:restartNumberingAfterBreak="0">
     <w:nsid w:val="4EDE6A5A"/>
     <w:multiLevelType w:val="hybridMultilevel"/>
     <w:tmpl w:val="9B06BF20"/>
@@ -19717,7 +20352,7 @@
       </w:rPr>
     </w:lvl>
   </w:abstractNum>
-  <w:abstractNum w:abstractNumId="14" w15:restartNumberingAfterBreak="0">
+  <w:abstractNum w:abstractNumId="16" w15:restartNumberingAfterBreak="0">
     <w:nsid w:val="4F176237"/>
     <w:multiLevelType w:val="hybridMultilevel"/>
     <w:tmpl w:val="AC0E3296"/>
@@ -19830,7 +20465,7 @@
       </w:rPr>
     </w:lvl>
   </w:abstractNum>
-  <w:abstractNum w:abstractNumId="15" w15:restartNumberingAfterBreak="0">
+  <w:abstractNum w:abstractNumId="17" w15:restartNumberingAfterBreak="0">
     <w:nsid w:val="678F1647"/>
     <w:multiLevelType w:val="hybridMultilevel"/>
     <w:tmpl w:val="CEFC22E4"/>
@@ -19943,7 +20578,7 @@
       </w:rPr>
     </w:lvl>
   </w:abstractNum>
-  <w:abstractNum w:abstractNumId="16" w15:restartNumberingAfterBreak="0">
+  <w:abstractNum w:abstractNumId="18" w15:restartNumberingAfterBreak="0">
     <w:nsid w:val="6ED70810"/>
     <w:multiLevelType w:val="hybridMultilevel"/>
     <w:tmpl w:val="05FE5B26"/>
@@ -20056,7 +20691,7 @@
       </w:rPr>
     </w:lvl>
   </w:abstractNum>
-  <w:abstractNum w:abstractNumId="17" w15:restartNumberingAfterBreak="0">
+  <w:abstractNum w:abstractNumId="19" w15:restartNumberingAfterBreak="0">
     <w:nsid w:val="72CC3A50"/>
     <w:multiLevelType w:val="hybridMultilevel"/>
     <w:tmpl w:val="9C945CDC"/>
@@ -20169,7 +20804,7 @@
       </w:rPr>
     </w:lvl>
   </w:abstractNum>
-  <w:abstractNum w:abstractNumId="18" w15:restartNumberingAfterBreak="0">
+  <w:abstractNum w:abstractNumId="20" w15:restartNumberingAfterBreak="0">
     <w:nsid w:val="73D33049"/>
     <w:multiLevelType w:val="multilevel"/>
     <w:tmpl w:val="44840094"/>
@@ -20318,7 +20953,7 @@
       </w:rPr>
     </w:lvl>
   </w:abstractNum>
-  <w:abstractNum w:abstractNumId="19" w15:restartNumberingAfterBreak="0">
+  <w:abstractNum w:abstractNumId="21" w15:restartNumberingAfterBreak="0">
     <w:nsid w:val="7FF05D63"/>
     <w:multiLevelType w:val="hybridMultilevel"/>
     <w:tmpl w:val="233061DA"/>
@@ -20408,10 +21043,10 @@
     </w:lvl>
   </w:abstractNum>
   <w:num w:numId="1" w16cid:durableId="1216625325">
-    <w:abstractNumId w:val="18"/>
+    <w:abstractNumId w:val="20"/>
   </w:num>
   <w:num w:numId="2" w16cid:durableId="172687668">
-    <w:abstractNumId w:val="14"/>
+    <w:abstractNumId w:val="16"/>
   </w:num>
   <w:num w:numId="3" w16cid:durableId="831945810">
     <w:abstractNumId w:val="5"/>
@@ -20420,13 +21055,13 @@
     <w:abstractNumId w:val="2"/>
   </w:num>
   <w:num w:numId="5" w16cid:durableId="1399550771">
-    <w:abstractNumId w:val="13"/>
+    <w:abstractNumId w:val="15"/>
   </w:num>
   <w:num w:numId="6" w16cid:durableId="382415329">
-    <w:abstractNumId w:val="10"/>
+    <w:abstractNumId w:val="11"/>
   </w:num>
   <w:num w:numId="7" w16cid:durableId="1424184851">
-    <w:abstractNumId w:val="15"/>
+    <w:abstractNumId w:val="17"/>
   </w:num>
   <w:num w:numId="8" w16cid:durableId="273251603">
     <w:abstractNumId w:val="0"/>
@@ -20435,25 +21070,25 @@
     <w:abstractNumId w:val="4"/>
   </w:num>
   <w:num w:numId="10" w16cid:durableId="1805390685">
+    <w:abstractNumId w:val="21"/>
+  </w:num>
+  <w:num w:numId="11" w16cid:durableId="936250274">
+    <w:abstractNumId w:val="18"/>
+  </w:num>
+  <w:num w:numId="12" w16cid:durableId="528759841">
     <w:abstractNumId w:val="19"/>
   </w:num>
-  <w:num w:numId="11" w16cid:durableId="936250274">
-    <w:abstractNumId w:val="16"/>
-  </w:num>
-  <w:num w:numId="12" w16cid:durableId="528759841">
-    <w:abstractNumId w:val="17"/>
-  </w:num>
   <w:num w:numId="13" w16cid:durableId="2025014491">
-    <w:abstractNumId w:val="8"/>
+    <w:abstractNumId w:val="9"/>
   </w:num>
   <w:num w:numId="14" w16cid:durableId="74480559">
-    <w:abstractNumId w:val="9"/>
+    <w:abstractNumId w:val="10"/>
   </w:num>
   <w:num w:numId="15" w16cid:durableId="740366711">
     <w:abstractNumId w:val="6"/>
   </w:num>
   <w:num w:numId="16" w16cid:durableId="566771621">
-    <w:abstractNumId w:val="12"/>
+    <w:abstractNumId w:val="14"/>
   </w:num>
   <w:num w:numId="17" w16cid:durableId="1129130787">
     <w:abstractNumId w:val="7"/>
@@ -20465,7 +21100,13 @@
     <w:abstractNumId w:val="3"/>
   </w:num>
   <w:num w:numId="20" w16cid:durableId="1283654786">
-    <w:abstractNumId w:val="11"/>
+    <w:abstractNumId w:val="13"/>
+  </w:num>
+  <w:num w:numId="21" w16cid:durableId="944577017">
+    <w:abstractNumId w:val="8"/>
+  </w:num>
+  <w:num w:numId="22" w16cid:durableId="1192499349">
+    <w:abstractNumId w:val="12"/>
   </w:num>
   <w:numIdMacAtCleanup w:val="19"/>
 </w:numbering>
@@ -21122,6 +21763,7 @@
   <w:style w:type="character" w:default="1" w:styleId="DefaultParagraphFont">
     <w:name w:val="Default Paragraph Font"/>
     <w:uiPriority w:val="1"/>
+    <w:semiHidden/>
     <w:unhideWhenUsed/>
   </w:style>
   <w:style w:type="table" w:default="1" w:styleId="TableNormal">
